--- a/docs/api/test.docx
+++ b/docs/api/test.docx
@@ -5269,7 +5269,7 @@
         <w:pStyle w:val="Heading1"/>
       </w:pPr>
       <w:r>
-        <w:t>/api/v1/email/challenge</w:t>
+        <w:t>/api/v1/2fa/email/challenge</w:t>
       </w:r>
     </w:p>
     <w:p>
@@ -5291,7 +5291,8 @@
     <w:p>
       <w:pPr/>
       <w:r>
-        <w:t>// DESCRIPTION HERE //</w:t>
+        <w:tab/>
+        <w:t>ChallengeDescription string = "This is the endpoint for completing a 2FA challenge via email. Every user has this 2FA challenge available. Both a challengeId and list of available challenges will be issued to the client by some other request (e.g /api/v1/auth/signup). To start the 2FA process via email, you need to inform the server via a GET request containing a challengeId (this request actually generates and sends the code to the user via email, hence its required). To finish the 2FA process, use the POST request with both the challengeId and the code from the user. If successful, a valid authToken (they expire after an hour) is generated and returned (this allows you to make requests for authenticated endpoints). The users protectedDatabaseKey and protectedDatabaseKeyIv are also returned so they can be decoded and stored within sessionStorage.</w:t>
       </w:r>
     </w:p>
     <w:p>
@@ -5816,7 +5817,7 @@
         <w:pStyle w:val="Heading1"/>
       </w:pPr>
       <w:r>
-        <w:t>/api/v1/password</w:t>
+        <w:t>/api/v1/2fa/totp/challenge</w:t>
       </w:r>
     </w:p>
     <w:p>
@@ -5824,7 +5825,7 @@
         <w:pStyle w:val="Heading2"/>
       </w:pPr>
       <w:r>
-        <w:t>GET</w:t>
+        <w:t>POST</w:t>
       </w:r>
     </w:p>
     <w:p>
@@ -5899,11 +5900,7 @@
                 <w:b w:val="0"/>
                 <w:sz w:val="16"/>
               </w:rPr>
-              <w:t>{</w:t>
-              <w:br/>
-              <w:t xml:space="preserve">    "Authorization": valid authToken</w:t>
-              <w:br/>
-              <w:t>}</w:t>
+              <w:t>None</w:t>
             </w:r>
           </w:p>
         </w:tc>
@@ -5918,7 +5915,13 @@
                 <w:b w:val="0"/>
                 <w:sz w:val="16"/>
               </w:rPr>
-              <w:t>None</w:t>
+              <w:t>{</w:t>
+              <w:br/>
+              <w:t xml:space="preserve">    "challengeId": string,</w:t>
+              <w:br/>
+              <w:t xml:space="preserve">    "code": string</w:t>
+              <w:br/>
+              <w:t>}</w:t>
             </w:r>
           </w:p>
         </w:tc>
@@ -5971,329 +5974,11 @@
               </w:rPr>
               <w:t>{</w:t>
               <w:br/>
-              <w:t xml:space="preserve">    "passwords": [</w:t>
-              <w:br/>
-              <w:t xml:space="preserve">        {</w:t>
-              <w:br/>
-              <w:t xml:space="preserve">            "id": uuid string,</w:t>
-              <w:br/>
-              <w:t xml:space="preserve">            "name": base64 string,</w:t>
-              <w:br/>
-              <w:t xml:space="preserve">            "nameIv": base64 string,</w:t>
-              <w:br/>
-              <w:t xml:space="preserve">            "username": base64 string,</w:t>
-              <w:br/>
-              <w:t xml:space="preserve">            "usernameIv": base64 string,</w:t>
-              <w:br/>
-              <w:t xml:space="preserve">            "password": base64 string,</w:t>
-              <w:br/>
-              <w:t xml:space="preserve">            "passwordIv": base64 string,</w:t>
-              <w:br/>
-              <w:t xml:space="preserve">            "colour": hex colour string,</w:t>
-              <w:br/>
-              <w:t xml:space="preserve">            "additionalFields": [</w:t>
-              <w:br/>
-              <w:t xml:space="preserve">                {</w:t>
-              <w:br/>
-              <w:t xml:space="preserve">                    "key": base64 string,</w:t>
-              <w:br/>
-              <w:t xml:space="preserve">                    "keyIv": base64 string,</w:t>
-              <w:br/>
-              <w:t xml:space="preserve">                    "value": base64 string,</w:t>
-              <w:br/>
-              <w:t xml:space="preserve">                    "valueIv": base64 string</w:t>
-              <w:br/>
-              <w:t xml:space="preserve">                }</w:t>
-              <w:br/>
-              <w:t xml:space="preserve">            ],</w:t>
-              <w:br/>
-              <w:t xml:space="preserve">            "urls": [</w:t>
-              <w:br/>
-              <w:t xml:space="preserve">                {</w:t>
-              <w:br/>
-              <w:t xml:space="preserve">                    "url": base64 string,</w:t>
-              <w:br/>
-              <w:t xml:space="preserve">                    "urlIv": base64 string</w:t>
-              <w:br/>
-              <w:t xml:space="preserve">                }</w:t>
-              <w:br/>
-              <w:t xml:space="preserve">            ]</w:t>
-              <w:br/>
-              <w:t xml:space="preserve">        }</w:t>
-              <w:br/>
-              <w:t xml:space="preserve">    ]</w:t>
-              <w:br/>
-              <w:t>}</w:t>
-            </w:r>
-          </w:p>
-        </w:tc>
-      </w:tr>
-    </w:tbl>
-    <w:tbl>
-      <w:tblPr>
-        <w:tblStyle w:val="ListTable1Light-Accent5"/>
-        <w:tblW w:type="auto" w:w="0"/>
-        <w:tblLayout w:type="autofit"/>
-        <w:tblLook w:firstColumn="1" w:firstRow="1" w:lastColumn="0" w:lastRow="0" w:noHBand="0" w:noVBand="1" w:val="04A0"/>
-      </w:tblPr>
-      <w:tblGrid>
-        <w:gridCol w:w="9026"/>
-      </w:tblGrid>
-      <w:tr>
-        <w:tc>
-          <w:tcPr>
-            <w:tcW w:type="dxa" w:w="9026"/>
-          </w:tcPr>
-          <w:p>
-            <w:r>
-              <w:rPr>
-                <w:b/>
-              </w:rPr>
-              <w:t>Status 500</w:t>
-            </w:r>
-          </w:p>
-        </w:tc>
-      </w:tr>
-      <w:tr>
-        <w:tc>
-          <w:tcPr>
-            <w:tcW w:type="dxa" w:w="9026"/>
-          </w:tcPr>
-          <w:p>
-            <w:r>
-              <w:rPr>
-                <w:rFonts w:ascii="Cascadia Code" w:hAnsi="Cascadia Code"/>
-                <w:b w:val="0"/>
-                <w:sz w:val="16"/>
-              </w:rPr>
-              <w:t>{</w:t>
-              <w:br/>
-              <w:t xml:space="preserve">    "error": {</w:t>
-              <w:br/>
-              <w:t xml:space="preserve">        "code": string,</w:t>
-              <w:br/>
-              <w:t xml:space="preserve">        "message": string</w:t>
-              <w:br/>
-              <w:t xml:space="preserve">    }</w:t>
-              <w:br/>
-              <w:t>}</w:t>
-            </w:r>
-          </w:p>
-        </w:tc>
-      </w:tr>
-    </w:tbl>
-    <w:p>
-      <w:pPr>
-        <w:pStyle w:val="Heading3"/>
-      </w:pPr>
-      <w:r>
-        <w:t>Example</w:t>
-      </w:r>
-    </w:p>
-    <w:p>
-      <w:r>
-        <w:t>// JAVASCRIPT EXAMPLE HERE //</w:t>
-      </w:r>
-    </w:p>
-    <w:p>
-      <w:pPr>
-        <w:pStyle w:val="Heading2"/>
-      </w:pPr>
-      <w:r>
-        <w:t>POST</w:t>
-      </w:r>
-    </w:p>
-    <w:p>
-      <w:pPr>
-        <w:pStyle w:val="Heading3"/>
-      </w:pPr>
-      <w:r>
-        <w:t>Description</w:t>
-      </w:r>
-    </w:p>
-    <w:p>
-      <w:pPr/>
-      <w:r>
-        <w:t>// DESCRIPTION HERE //</w:t>
-      </w:r>
-    </w:p>
-    <w:p>
-      <w:pPr>
-        <w:pStyle w:val="Heading3"/>
-      </w:pPr>
-      <w:r>
-        <w:t>Request Format</w:t>
-      </w:r>
-    </w:p>
-    <w:tbl>
-      <w:tblPr>
-        <w:tblStyle w:val="ListTable1Light-Accent5"/>
-        <w:tblW w:type="auto" w:w="0"/>
-        <w:tblLook w:firstColumn="1" w:firstRow="1" w:lastColumn="0" w:lastRow="0" w:noHBand="0" w:noVBand="1" w:val="04A0"/>
-      </w:tblPr>
-      <w:tblGrid>
-        <w:gridCol w:w="4513"/>
-        <w:gridCol w:w="4513"/>
-      </w:tblGrid>
-      <w:tr>
-        <w:tc>
-          <w:tcPr>
-            <w:tcW w:type="dxa" w:w="4513"/>
-          </w:tcPr>
-          <w:p>
-            <w:r>
-              <w:rPr>
-                <w:b/>
-              </w:rPr>
-              <w:t>Headers</w:t>
-            </w:r>
-          </w:p>
-        </w:tc>
-        <w:tc>
-          <w:tcPr>
-            <w:tcW w:type="dxa" w:w="4513"/>
-          </w:tcPr>
-          <w:p>
-            <w:r>
-              <w:rPr>
-                <w:b/>
-              </w:rPr>
-              <w:t>Params</w:t>
-            </w:r>
-          </w:p>
-        </w:tc>
-      </w:tr>
-      <w:tr>
-        <w:tc>
-          <w:tcPr>
-            <w:tcW w:type="dxa" w:w="4513"/>
-          </w:tcPr>
-          <w:p>
-            <w:r>
-              <w:rPr>
-                <w:rFonts w:ascii="Cascadia Code" w:hAnsi="Cascadia Code"/>
-                <w:b w:val="0"/>
-                <w:sz w:val="16"/>
-              </w:rPr>
-              <w:t>{</w:t>
-              <w:br/>
-              <w:t xml:space="preserve">    "Authorization": valid authToken</w:t>
-              <w:br/>
-              <w:t>}</w:t>
-            </w:r>
-          </w:p>
-        </w:tc>
-        <w:tc>
-          <w:tcPr>
-            <w:tcW w:type="dxa" w:w="4513"/>
-          </w:tcPr>
-          <w:p>
-            <w:r>
-              <w:rPr>
-                <w:rFonts w:ascii="Cascadia Code" w:hAnsi="Cascadia Code"/>
-                <w:b w:val="0"/>
-                <w:sz w:val="16"/>
-              </w:rPr>
-              <w:t>{</w:t>
-              <w:br/>
-              <w:t xml:space="preserve">    "name": string,</w:t>
-              <w:br/>
-              <w:t xml:space="preserve">    "nameIv": string,</w:t>
-              <w:br/>
-              <w:t xml:space="preserve">    "username": string,</w:t>
-              <w:br/>
-              <w:t xml:space="preserve">    "usernameIv": string,</w:t>
-              <w:br/>
-              <w:t xml:space="preserve">    "password": string,</w:t>
-              <w:br/>
-              <w:t xml:space="preserve">    "passwordIv": string,</w:t>
-              <w:br/>
-              <w:t xml:space="preserve">    "colour": string,</w:t>
-              <w:br/>
-              <w:t xml:space="preserve">    "additionalFields": [</w:t>
-              <w:br/>
-              <w:t xml:space="preserve">        {</w:t>
-              <w:br/>
-              <w:t xml:space="preserve">            "key": string,</w:t>
-              <w:br/>
-              <w:t xml:space="preserve">            "keyIv": string,</w:t>
-              <w:br/>
-              <w:t xml:space="preserve">            "value": string,</w:t>
-              <w:br/>
-              <w:t xml:space="preserve">            "valueIv": string</w:t>
-              <w:br/>
-              <w:t xml:space="preserve">        }</w:t>
-              <w:br/>
-              <w:t xml:space="preserve">    ],</w:t>
-              <w:br/>
-              <w:t xml:space="preserve">    "urls": [</w:t>
-              <w:br/>
-              <w:t xml:space="preserve">        {</w:t>
-              <w:br/>
-              <w:t xml:space="preserve">            "url": string,</w:t>
-              <w:br/>
-              <w:t xml:space="preserve">            "urlIv": string</w:t>
-              <w:br/>
-              <w:t xml:space="preserve">        }</w:t>
-              <w:br/>
-              <w:t xml:space="preserve">    ],</w:t>
-              <w:br/>
-              <w:t xml:space="preserve">    "passwordId": string</w:t>
-              <w:br/>
-              <w:t>}</w:t>
-            </w:r>
-          </w:p>
-        </w:tc>
-      </w:tr>
-    </w:tbl>
-    <w:p>
-      <w:pPr>
-        <w:pStyle w:val="Heading3"/>
-      </w:pPr>
-      <w:r>
-        <w:t>Response Format</w:t>
-      </w:r>
-    </w:p>
-    <w:tbl>
-      <w:tblPr>
-        <w:tblStyle w:val="ListTable1Light-Accent5"/>
-        <w:tblW w:type="auto" w:w="0"/>
-        <w:tblLayout w:type="autofit"/>
-        <w:tblLook w:firstColumn="1" w:firstRow="1" w:lastColumn="0" w:lastRow="0" w:noHBand="0" w:noVBand="1" w:val="04A0"/>
-      </w:tblPr>
-      <w:tblGrid>
-        <w:gridCol w:w="9026"/>
-      </w:tblGrid>
-      <w:tr>
-        <w:tc>
-          <w:tcPr>
-            <w:tcW w:type="dxa" w:w="9026"/>
-          </w:tcPr>
-          <w:p>
-            <w:r>
-              <w:rPr>
-                <w:b/>
-              </w:rPr>
-              <w:t>Status 200</w:t>
-            </w:r>
-          </w:p>
-        </w:tc>
-      </w:tr>
-      <w:tr>
-        <w:tc>
-          <w:tcPr>
-            <w:tcW w:type="dxa" w:w="9026"/>
-          </w:tcPr>
-          <w:p>
-            <w:r>
-              <w:rPr>
-                <w:rFonts w:ascii="Cascadia Code" w:hAnsi="Cascadia Code"/>
-                <w:b w:val="0"/>
-                <w:sz w:val="16"/>
-              </w:rPr>
-              <w:t>{</w:t>
-              <w:br/>
-              <w:t xml:space="preserve">    "passwordId": uuid string</w:t>
+              <w:t xml:space="preserve">    "authToken": authToken string,</w:t>
+              <w:br/>
+              <w:t xml:space="preserve">    "protectedDatabaseKey": base64 string,</w:t>
+              <w:br/>
+              <w:t xml:space="preserve">    "protectedDatabaseKeyIv": base64 string</w:t>
               <w:br/>
               <w:t>}</w:t>
             </w:r>
@@ -6407,11 +6092,24 @@
       </w:r>
     </w:p>
     <w:p>
+      <w:r>
+        <w:br w:type="page"/>
+      </w:r>
+    </w:p>
+    <w:p>
+      <w:pPr>
+        <w:pStyle w:val="Heading1"/>
+      </w:pPr>
+      <w:r>
+        <w:t>/api/v1/2fa/totp/register</w:t>
+      </w:r>
+    </w:p>
+    <w:p>
       <w:pPr>
         <w:pStyle w:val="Heading2"/>
       </w:pPr>
       <w:r>
-        <w:t>DELETE</w:t>
+        <w:t>GET</w:t>
       </w:r>
     </w:p>
     <w:p>
@@ -6425,7 +6123,8 @@
     <w:p>
       <w:pPr/>
       <w:r>
-        <w:t>// DESCRIPTION HERE //</w:t>
+        <w:tab/>
+        <w:t>RegisterDescription string = "</w:t>
       </w:r>
     </w:p>
     <w:p>
@@ -6505,53 +6204,7 @@
                 <w:b w:val="0"/>
                 <w:sz w:val="16"/>
               </w:rPr>
-              <w:t>{</w:t>
-              <w:br/>
-              <w:t xml:space="preserve">    "name": string,</w:t>
-              <w:br/>
-              <w:t xml:space="preserve">    "nameIv": string,</w:t>
-              <w:br/>
-              <w:t xml:space="preserve">    "username": string,</w:t>
-              <w:br/>
-              <w:t xml:space="preserve">    "usernameIv": string,</w:t>
-              <w:br/>
-              <w:t xml:space="preserve">    "password": string,</w:t>
-              <w:br/>
-              <w:t xml:space="preserve">    "passwordIv": string,</w:t>
-              <w:br/>
-              <w:t xml:space="preserve">    "colour": string,</w:t>
-              <w:br/>
-              <w:t xml:space="preserve">    "additionalFields": [</w:t>
-              <w:br/>
-              <w:t xml:space="preserve">        {</w:t>
-              <w:br/>
-              <w:t xml:space="preserve">            "key": string,</w:t>
-              <w:br/>
-              <w:t xml:space="preserve">            "keyIv": string,</w:t>
-              <w:br/>
-              <w:t xml:space="preserve">            "value": string,</w:t>
-              <w:br/>
-              <w:t xml:space="preserve">            "valueIv": string</w:t>
-              <w:br/>
-              <w:t xml:space="preserve">        }</w:t>
-              <w:br/>
-              <w:t xml:space="preserve">    ],</w:t>
-              <w:br/>
-              <w:t xml:space="preserve">    "urls": [</w:t>
-              <w:br/>
-              <w:t xml:space="preserve">        {</w:t>
-              <w:br/>
-              <w:t xml:space="preserve">            "url": string,</w:t>
-              <w:br/>
-              <w:t xml:space="preserve">            "urlIv": string</w:t>
-              <w:br/>
-              <w:t xml:space="preserve">        }</w:t>
-              <w:br/>
-              <w:t xml:space="preserve">    ],</w:t>
-              <w:br/>
-              <w:t xml:space="preserve">    "passwordId": string</w:t>
-              <w:br/>
-              <w:t>}</w:t>
+              <w:t>None</w:t>
             </w:r>
           </w:p>
         </w:tc>
@@ -6602,7 +6255,15 @@
                 <w:b w:val="0"/>
                 <w:sz w:val="16"/>
               </w:rPr>
-              <w:t>None</w:t>
+              <w:t>{</w:t>
+              <w:br/>
+              <w:t xml:space="preserve">    "totpCredentialId": uuid string,</w:t>
+              <w:br/>
+              <w:t xml:space="preserve">    "totpSecret": base64 string,</w:t>
+              <w:br/>
+              <w:t xml:space="preserve">    "totpSecretQr": base64 string</w:t>
+              <w:br/>
+              <w:t>}</w:t>
             </w:r>
           </w:p>
         </w:tc>
@@ -6628,7 +6289,7 @@
               <w:rPr>
                 <w:b/>
               </w:rPr>
-              <w:t>Status 400</w:t>
+              <w:t>Status 500</w:t>
             </w:r>
           </w:p>
         </w:tc>
@@ -6675,24 +6336,11 @@
       </w:r>
     </w:p>
     <w:p>
-      <w:r>
-        <w:br w:type="page"/>
-      </w:r>
-    </w:p>
-    <w:p>
-      <w:pPr>
-        <w:pStyle w:val="Heading1"/>
-      </w:pPr>
-      <w:r>
-        <w:t>/api/v1/auth/signout</w:t>
-      </w:r>
-    </w:p>
-    <w:p>
       <w:pPr>
         <w:pStyle w:val="Heading2"/>
       </w:pPr>
       <w:r>
-        <w:t>DELETE</w:t>
+        <w:t>POST</w:t>
       </w:r>
     </w:p>
     <w:p>
@@ -6786,7 +6434,13 @@
                 <w:b w:val="0"/>
                 <w:sz w:val="16"/>
               </w:rPr>
-              <w:t>None</w:t>
+              <w:t>{</w:t>
+              <w:br/>
+              <w:t xml:space="preserve">    "totpCredentialId": string,</w:t>
+              <w:br/>
+              <w:t xml:space="preserve">    "code": string</w:t>
+              <w:br/>
+              <w:t>}</w:t>
             </w:r>
           </w:p>
         </w:tc>
@@ -6837,7 +6491,11 @@
                 <w:b w:val="0"/>
                 <w:sz w:val="16"/>
               </w:rPr>
-              <w:t>None</w:t>
+              <w:t>{</w:t>
+              <w:br/>
+              <w:t xml:space="preserve">    "totpCredentialId": uuid string</w:t>
+              <w:br/>
+              <w:t>}</w:t>
             </w:r>
           </w:p>
         </w:tc>
@@ -6863,7 +6521,7 @@
               <w:rPr>
                 <w:b/>
               </w:rPr>
-              <w:t>Status 500</w:t>
+              <w:t>Status 400</w:t>
             </w:r>
           </w:p>
         </w:tc>
@@ -6919,7 +6577,7 @@
         <w:pStyle w:val="Heading1"/>
       </w:pPr>
       <w:r>
-        <w:t>/api/v1/auth/test</w:t>
+        <w:t>/api/v1/2fa/webauthn/challenge</w:t>
       </w:r>
     </w:p>
     <w:p>
@@ -6941,7 +6599,8 @@
     <w:p>
       <w:pPr/>
       <w:r>
-        <w:t>// DESCRIPTION HERE //</w:t>
+        <w:tab/>
+        <w:t>ChallengeDescription string = "This is the endpoint for completing a challenge via a webauthn device. A user must explicitly register a webauthn device for it to be used as a 2FA device. Both a challengeId and list of available challenges will be issued to the client by some other request (e.g /api/v1/auth/signup). To start the 2FA process webauthn, you need to contact the server via a GET request containing a challengeId. The response will be a valid webauthn credential, this should be used on the client to start the verification process. Once the user has verified there device, the result should be sent to the server alongside the challengeId using a POST request. If the 2FA credential from the device matches a previously registered credential then the user is authenticated. Which means a valid authToken (they expire after an hour) is generated and returned (this allows you to make requests for authenticated endpoints). The users protectedDatabaseKey and protectedDatabaseKeyIv are also returned so they can be decoded and stored within sessionStorage.</w:t>
       </w:r>
     </w:p>
     <w:p>
@@ -7017,7 +6676,33 @@
                 <w:b w:val="0"/>
                 <w:sz w:val="16"/>
               </w:rPr>
-              <w:t>None</w:t>
+              <w:t>{</w:t>
+              <w:br/>
+              <w:t xml:space="preserve">    "challengeId": string,</w:t>
+              <w:br/>
+              <w:t xml:space="preserve">    "credential": {</w:t>
+              <w:br/>
+              <w:t xml:space="preserve">        "authenticatorAttachment": string,</w:t>
+              <w:br/>
+              <w:t xml:space="preserve">        "id": string,</w:t>
+              <w:br/>
+              <w:t xml:space="preserve">        "rawId": string,</w:t>
+              <w:br/>
+              <w:t xml:space="preserve">        "response": {</w:t>
+              <w:br/>
+              <w:t xml:space="preserve">            "authenticatorData": string,</w:t>
+              <w:br/>
+              <w:t xml:space="preserve">            "clientDataJSON": string,</w:t>
+              <w:br/>
+              <w:t xml:space="preserve">            "signature": string</w:t>
+              <w:br/>
+              <w:t xml:space="preserve">        },</w:t>
+              <w:br/>
+              <w:t xml:space="preserve">        "type": string</w:t>
+              <w:br/>
+              <w:t xml:space="preserve">    }</w:t>
+              <w:br/>
+              <w:t>}</w:t>
             </w:r>
           </w:p>
         </w:tc>
@@ -7046,116 +6731,20 @@
           <w:tcPr>
             <w:tcW w:type="dxa" w:w="9026"/>
           </w:tcPr>
-          <w:p/>
+          <w:p>
+            <w:r>
+              <w:rPr>
+                <w:b/>
+              </w:rPr>
+              <w:t>Status 200</w:t>
+            </w:r>
+          </w:p>
         </w:tc>
       </w:tr>
       <w:tr>
         <w:tc>
           <w:tcPr>
             <w:tcW w:type="dxa" w:w="9026"/>
-          </w:tcPr>
-          <w:p/>
-        </w:tc>
-      </w:tr>
-    </w:tbl>
-    <w:p>
-      <w:pPr>
-        <w:pStyle w:val="Heading3"/>
-      </w:pPr>
-      <w:r>
-        <w:t>Example</w:t>
-      </w:r>
-    </w:p>
-    <w:p>
-      <w:r>
-        <w:t>// JAVASCRIPT EXAMPLE HERE //</w:t>
-      </w:r>
-    </w:p>
-    <w:p>
-      <w:r>
-        <w:br w:type="page"/>
-      </w:r>
-    </w:p>
-    <w:p>
-      <w:pPr>
-        <w:pStyle w:val="Heading1"/>
-      </w:pPr>
-      <w:r>
-        <w:t>/api/v1/auth/signin</w:t>
-      </w:r>
-    </w:p>
-    <w:p>
-      <w:pPr>
-        <w:pStyle w:val="Heading2"/>
-      </w:pPr>
-      <w:r>
-        <w:t>POST</w:t>
-      </w:r>
-    </w:p>
-    <w:p>
-      <w:pPr>
-        <w:pStyle w:val="Heading3"/>
-      </w:pPr>
-      <w:r>
-        <w:t>Description</w:t>
-      </w:r>
-    </w:p>
-    <w:p>
-      <w:pPr/>
-      <w:r>
-        <w:t>// DESCRIPTION HERE //</w:t>
-      </w:r>
-    </w:p>
-    <w:p>
-      <w:pPr>
-        <w:pStyle w:val="Heading3"/>
-      </w:pPr>
-      <w:r>
-        <w:t>Request Format</w:t>
-      </w:r>
-    </w:p>
-    <w:tbl>
-      <w:tblPr>
-        <w:tblStyle w:val="ListTable1Light-Accent5"/>
-        <w:tblW w:type="auto" w:w="0"/>
-        <w:tblLook w:firstColumn="1" w:firstRow="1" w:lastColumn="0" w:lastRow="0" w:noHBand="0" w:noVBand="1" w:val="04A0"/>
-      </w:tblPr>
-      <w:tblGrid>
-        <w:gridCol w:w="4513"/>
-        <w:gridCol w:w="4513"/>
-      </w:tblGrid>
-      <w:tr>
-        <w:tc>
-          <w:tcPr>
-            <w:tcW w:type="dxa" w:w="4513"/>
-          </w:tcPr>
-          <w:p>
-            <w:r>
-              <w:rPr>
-                <w:b/>
-              </w:rPr>
-              <w:t>Headers</w:t>
-            </w:r>
-          </w:p>
-        </w:tc>
-        <w:tc>
-          <w:tcPr>
-            <w:tcW w:type="dxa" w:w="4513"/>
-          </w:tcPr>
-          <w:p>
-            <w:r>
-              <w:rPr>
-                <w:b/>
-              </w:rPr>
-              <w:t>Params</w:t>
-            </w:r>
-          </w:p>
-        </w:tc>
-      </w:tr>
-      <w:tr>
-        <w:tc>
-          <w:tcPr>
-            <w:tcW w:type="dxa" w:w="4513"/>
           </w:tcPr>
           <w:p>
             <w:r>
@@ -7164,87 +6753,85 @@
                 <w:b w:val="0"/>
                 <w:sz w:val="16"/>
               </w:rPr>
-              <w:t>None</w:t>
-            </w:r>
-          </w:p>
-        </w:tc>
-        <w:tc>
-          <w:tcPr>
-            <w:tcW w:type="dxa" w:w="4513"/>
-          </w:tcPr>
-          <w:p>
-            <w:r>
-              <w:rPr>
-                <w:rFonts w:ascii="Cascadia Code" w:hAnsi="Cascadia Code"/>
-                <w:b w:val="0"/>
-                <w:sz w:val="16"/>
-              </w:rPr>
               <w:t>{</w:t>
               <w:br/>
-              <w:t xml:space="preserve">    "email": string,</w:t>
-              <w:br/>
-              <w:t xml:space="preserve">    "masterHash": string</w:t>
-              <w:br/>
-              <w:t>}</w:t>
-            </w:r>
-          </w:p>
-        </w:tc>
-      </w:tr>
-    </w:tbl>
-    <w:p>
-      <w:pPr>
-        <w:pStyle w:val="Heading3"/>
-      </w:pPr>
-      <w:r>
-        <w:t>Response Format</w:t>
-      </w:r>
-    </w:p>
-    <w:tbl>
-      <w:tblPr>
-        <w:tblStyle w:val="ListTable1Light-Accent5"/>
-        <w:tblW w:type="auto" w:w="0"/>
-        <w:tblLayout w:type="autofit"/>
-        <w:tblLook w:firstColumn="1" w:firstRow="1" w:lastColumn="0" w:lastRow="0" w:noHBand="0" w:noVBand="1" w:val="04A0"/>
-      </w:tblPr>
-      <w:tblGrid>
-        <w:gridCol w:w="9026"/>
-      </w:tblGrid>
-      <w:tr>
-        <w:tc>
-          <w:tcPr>
-            <w:tcW w:type="dxa" w:w="9026"/>
-          </w:tcPr>
-          <w:p>
-            <w:r>
-              <w:rPr>
-                <w:b/>
-              </w:rPr>
-              <w:t>Status 200</w:t>
-            </w:r>
-          </w:p>
-        </w:tc>
-      </w:tr>
-      <w:tr>
-        <w:tc>
-          <w:tcPr>
-            <w:tcW w:type="dxa" w:w="9026"/>
-          </w:tcPr>
-          <w:p>
-            <w:r>
-              <w:rPr>
-                <w:rFonts w:ascii="Cascadia Code" w:hAnsi="Cascadia Code"/>
-                <w:b w:val="0"/>
-                <w:sz w:val="16"/>
-              </w:rPr>
-              <w:t>{</w:t>
-              <w:br/>
-              <w:t xml:space="preserve">    "challengeId": uuid string,</w:t>
-              <w:br/>
-              <w:t xml:space="preserve">    "availableChallenges": [</w:t>
-              <w:br/>
-              <w:t xml:space="preserve">        string</w:t>
-              <w:br/>
-              <w:t xml:space="preserve">    ]</w:t>
+              <w:t xml:space="preserve">    "options": {</w:t>
+              <w:br/>
+              <w:t xml:space="preserve">        "publicKey": {</w:t>
+              <w:br/>
+              <w:t xml:space="preserve">            "challenge": url base64 string,</w:t>
+              <w:br/>
+              <w:t xml:space="preserve">            "rp": {</w:t>
+              <w:br/>
+              <w:t xml:space="preserve">                "name": string,</w:t>
+              <w:br/>
+              <w:t xml:space="preserve">                "[icon]": string,</w:t>
+              <w:br/>
+              <w:t xml:space="preserve">                "id": string</w:t>
+              <w:br/>
+              <w:t xml:space="preserve">            },</w:t>
+              <w:br/>
+              <w:t xml:space="preserve">            "user": {</w:t>
+              <w:br/>
+              <w:t xml:space="preserve">                "name": string,</w:t>
+              <w:br/>
+              <w:t xml:space="preserve">                "[icon]": string,</w:t>
+              <w:br/>
+              <w:t xml:space="preserve">                "[displayName]": string,</w:t>
+              <w:br/>
+              <w:t xml:space="preserve">                "id": url base64 string</w:t>
+              <w:br/>
+              <w:t xml:space="preserve">            },</w:t>
+              <w:br/>
+              <w:t xml:space="preserve">            "[pubKeyCredParams]": [</w:t>
+              <w:br/>
+              <w:t xml:space="preserve">                {</w:t>
+              <w:br/>
+              <w:t xml:space="preserve">                    "type": string,</w:t>
+              <w:br/>
+              <w:t xml:space="preserve">                    "alg": int</w:t>
+              <w:br/>
+              <w:t xml:space="preserve">                }</w:t>
+              <w:br/>
+              <w:t xml:space="preserve">            ],</w:t>
+              <w:br/>
+              <w:t xml:space="preserve">            "[authenticatorSelection]": {</w:t>
+              <w:br/>
+              <w:t xml:space="preserve">                "[authenticatorAttachment]": string,</w:t>
+              <w:br/>
+              <w:t xml:space="preserve">                "[requireResidentKey]": bool,</w:t>
+              <w:br/>
+              <w:t xml:space="preserve">                "[residentKey]": string,</w:t>
+              <w:br/>
+              <w:t xml:space="preserve">                "[userVerification]": string</w:t>
+              <w:br/>
+              <w:t xml:space="preserve">            },</w:t>
+              <w:br/>
+              <w:t xml:space="preserve">            "[timeout]": int,</w:t>
+              <w:br/>
+              <w:t xml:space="preserve">            "[excludeCredentials]": [</w:t>
+              <w:br/>
+              <w:t xml:space="preserve">                {</w:t>
+              <w:br/>
+              <w:t xml:space="preserve">                    "type": string,</w:t>
+              <w:br/>
+              <w:t xml:space="preserve">                    "id": url base64 string,</w:t>
+              <w:br/>
+              <w:t xml:space="preserve">                    "[transports]": [</w:t>
+              <w:br/>
+              <w:t xml:space="preserve">                        string</w:t>
+              <w:br/>
+              <w:t xml:space="preserve">                    ]</w:t>
+              <w:br/>
+              <w:t xml:space="preserve">                }</w:t>
+              <w:br/>
+              <w:t xml:space="preserve">            ],</w:t>
+              <w:br/>
+              <w:t xml:space="preserve">            "[attestation]": string</w:t>
+              <w:br/>
+              <w:t xml:space="preserve">        }</w:t>
+              <w:br/>
+              <w:t xml:space="preserve">    }</w:t>
               <w:br/>
               <w:t>}</w:t>
             </w:r>
@@ -7358,19 +6945,6 @@
       </w:r>
     </w:p>
     <w:p>
-      <w:r>
-        <w:br w:type="page"/>
-      </w:r>
-    </w:p>
-    <w:p>
-      <w:pPr>
-        <w:pStyle w:val="Heading1"/>
-      </w:pPr>
-      <w:r>
-        <w:t>/api/v1/auth/signup</w:t>
-      </w:r>
-    </w:p>
-    <w:p>
       <w:pPr>
         <w:pStyle w:val="Heading2"/>
       </w:pPr>
@@ -7467,13 +7041,29 @@
               </w:rPr>
               <w:t>{</w:t>
               <w:br/>
-              <w:t xml:space="preserve">    "email": string,</w:t>
-              <w:br/>
-              <w:t xml:space="preserve">    "masterHash": string,</w:t>
-              <w:br/>
-              <w:t xml:space="preserve">    "protectedDatabaseKey": string,</w:t>
-              <w:br/>
-              <w:t xml:space="preserve">    "protectedDatabaseKeyIv": string</w:t>
+              <w:t xml:space="preserve">    "challengeId": string,</w:t>
+              <w:br/>
+              <w:t xml:space="preserve">    "credential": {</w:t>
+              <w:br/>
+              <w:t xml:space="preserve">        "authenticatorAttachment": string,</w:t>
+              <w:br/>
+              <w:t xml:space="preserve">        "id": string,</w:t>
+              <w:br/>
+              <w:t xml:space="preserve">        "rawId": string,</w:t>
+              <w:br/>
+              <w:t xml:space="preserve">        "response": {</w:t>
+              <w:br/>
+              <w:t xml:space="preserve">            "authenticatorData": string,</w:t>
+              <w:br/>
+              <w:t xml:space="preserve">            "clientDataJSON": string,</w:t>
+              <w:br/>
+              <w:t xml:space="preserve">            "signature": string</w:t>
+              <w:br/>
+              <w:t xml:space="preserve">        },</w:t>
+              <w:br/>
+              <w:t xml:space="preserve">        "type": string</w:t>
+              <w:br/>
+              <w:t xml:space="preserve">    }</w:t>
               <w:br/>
               <w:t>}</w:t>
             </w:r>
@@ -7528,13 +7118,11 @@
               </w:rPr>
               <w:t>{</w:t>
               <w:br/>
-              <w:t xml:space="preserve">    "challengeId": uuid string,</w:t>
-              <w:br/>
-              <w:t xml:space="preserve">    "availableChallenges": [</w:t>
-              <w:br/>
-              <w:t xml:space="preserve">        string</w:t>
-              <w:br/>
-              <w:t xml:space="preserve">    ]</w:t>
+              <w:t xml:space="preserve">    "authToken": authToken string,</w:t>
+              <w:br/>
+              <w:t xml:space="preserve">    "protectedDatabaseKey": base64 string,</w:t>
+              <w:br/>
+              <w:t xml:space="preserve">    "protectedDatabaseKeyIv": base64 string</w:t>
               <w:br/>
               <w:t>}</w:t>
             </w:r>
@@ -7657,7 +7245,7 @@
         <w:pStyle w:val="Heading1"/>
       </w:pPr>
       <w:r>
-        <w:t>/api/v1/totp/challenge</w:t>
+        <w:t>/api/v1/2fa/webauthn/register</w:t>
       </w:r>
     </w:p>
     <w:p>
@@ -7665,7 +7253,7 @@
         <w:pStyle w:val="Heading2"/>
       </w:pPr>
       <w:r>
-        <w:t>POST</w:t>
+        <w:t>GET</w:t>
       </w:r>
     </w:p>
     <w:p>
@@ -7679,7 +7267,8 @@
     <w:p>
       <w:pPr/>
       <w:r>
-        <w:t>// DESCRIPTION HERE //</w:t>
+        <w:tab/>
+        <w:t>RegisterDescription string = "</w:t>
       </w:r>
     </w:p>
     <w:p>
@@ -7740,7 +7329,11 @@
                 <w:b w:val="0"/>
                 <w:sz w:val="16"/>
               </w:rPr>
-              <w:t>None</w:t>
+              <w:t>{</w:t>
+              <w:br/>
+              <w:t xml:space="preserve">    "Authorization": valid authToken</w:t>
+              <w:br/>
+              <w:t>}</w:t>
             </w:r>
           </w:p>
         </w:tc>
@@ -7755,13 +7348,7 @@
                 <w:b w:val="0"/>
                 <w:sz w:val="16"/>
               </w:rPr>
-              <w:t>{</w:t>
-              <w:br/>
-              <w:t xml:space="preserve">    "challengeId": string,</w:t>
-              <w:br/>
-              <w:t xml:space="preserve">    "code": string</w:t>
-              <w:br/>
-              <w:t>}</w:t>
+              <w:t>None</w:t>
             </w:r>
           </w:p>
         </w:tc>
@@ -7814,11 +7401,337 @@
               </w:rPr>
               <w:t>{</w:t>
               <w:br/>
-              <w:t xml:space="preserve">    "authToken": authToken string,</w:t>
-              <w:br/>
-              <w:t xml:space="preserve">    "protectedDatabaseKey": base64 string,</w:t>
-              <w:br/>
-              <w:t xml:space="preserve">    "protectedDatabaseKeyIv": base64 string</w:t>
+              <w:t xml:space="preserve">    "webauthnRegisterChallengeId": uuid string,</w:t>
+              <w:br/>
+              <w:t xml:space="preserve">    "options": {</w:t>
+              <w:br/>
+              <w:t xml:space="preserve">        "publicKey": {</w:t>
+              <w:br/>
+              <w:t xml:space="preserve">            "challenge": url base64 string,</w:t>
+              <w:br/>
+              <w:t xml:space="preserve">            "rp": {</w:t>
+              <w:br/>
+              <w:t xml:space="preserve">                "name": string,</w:t>
+              <w:br/>
+              <w:t xml:space="preserve">                "[icon]": string,</w:t>
+              <w:br/>
+              <w:t xml:space="preserve">                "id": string</w:t>
+              <w:br/>
+              <w:t xml:space="preserve">            },</w:t>
+              <w:br/>
+              <w:t xml:space="preserve">            "user": {</w:t>
+              <w:br/>
+              <w:t xml:space="preserve">                "name": string,</w:t>
+              <w:br/>
+              <w:t xml:space="preserve">                "[icon]": string,</w:t>
+              <w:br/>
+              <w:t xml:space="preserve">                "[displayName]": string,</w:t>
+              <w:br/>
+              <w:t xml:space="preserve">                "id": url base64 string</w:t>
+              <w:br/>
+              <w:t xml:space="preserve">            },</w:t>
+              <w:br/>
+              <w:t xml:space="preserve">            "[pubKeyCredParams]": [</w:t>
+              <w:br/>
+              <w:t xml:space="preserve">                {</w:t>
+              <w:br/>
+              <w:t xml:space="preserve">                    "type": string,</w:t>
+              <w:br/>
+              <w:t xml:space="preserve">                    "alg": int</w:t>
+              <w:br/>
+              <w:t xml:space="preserve">                }</w:t>
+              <w:br/>
+              <w:t xml:space="preserve">            ],</w:t>
+              <w:br/>
+              <w:t xml:space="preserve">            "[authenticatorSelection]": {</w:t>
+              <w:br/>
+              <w:t xml:space="preserve">                "[authenticatorAttachment]": string,</w:t>
+              <w:br/>
+              <w:t xml:space="preserve">                "[requireResidentKey]": bool,</w:t>
+              <w:br/>
+              <w:t xml:space="preserve">                "[residentKey]": string,</w:t>
+              <w:br/>
+              <w:t xml:space="preserve">                "[userVerification]": string</w:t>
+              <w:br/>
+              <w:t xml:space="preserve">            },</w:t>
+              <w:br/>
+              <w:t xml:space="preserve">            "[timeout]": int,</w:t>
+              <w:br/>
+              <w:t xml:space="preserve">            "[excludeCredentials]": [</w:t>
+              <w:br/>
+              <w:t xml:space="preserve">                {</w:t>
+              <w:br/>
+              <w:t xml:space="preserve">                    "type": string,</w:t>
+              <w:br/>
+              <w:t xml:space="preserve">                    "id": url base64 string,</w:t>
+              <w:br/>
+              <w:t xml:space="preserve">                    "[transports]": [</w:t>
+              <w:br/>
+              <w:t xml:space="preserve">                        string</w:t>
+              <w:br/>
+              <w:t xml:space="preserve">                    ]</w:t>
+              <w:br/>
+              <w:t xml:space="preserve">                }</w:t>
+              <w:br/>
+              <w:t xml:space="preserve">            ],</w:t>
+              <w:br/>
+              <w:t xml:space="preserve">            "[attestation]": string</w:t>
+              <w:br/>
+              <w:t xml:space="preserve">        }</w:t>
+              <w:br/>
+              <w:t xml:space="preserve">    }</w:t>
+              <w:br/>
+              <w:t>}</w:t>
+            </w:r>
+          </w:p>
+        </w:tc>
+      </w:tr>
+    </w:tbl>
+    <w:tbl>
+      <w:tblPr>
+        <w:tblStyle w:val="ListTable1Light-Accent5"/>
+        <w:tblW w:type="auto" w:w="0"/>
+        <w:tblLayout w:type="autofit"/>
+        <w:tblLook w:firstColumn="1" w:firstRow="1" w:lastColumn="0" w:lastRow="0" w:noHBand="0" w:noVBand="1" w:val="04A0"/>
+      </w:tblPr>
+      <w:tblGrid>
+        <w:gridCol w:w="9026"/>
+      </w:tblGrid>
+      <w:tr>
+        <w:tc>
+          <w:tcPr>
+            <w:tcW w:type="dxa" w:w="9026"/>
+          </w:tcPr>
+          <w:p>
+            <w:r>
+              <w:rPr>
+                <w:b/>
+              </w:rPr>
+              <w:t>Status 500</w:t>
+            </w:r>
+          </w:p>
+        </w:tc>
+      </w:tr>
+      <w:tr>
+        <w:tc>
+          <w:tcPr>
+            <w:tcW w:type="dxa" w:w="9026"/>
+          </w:tcPr>
+          <w:p>
+            <w:r>
+              <w:rPr>
+                <w:rFonts w:ascii="Cascadia Code" w:hAnsi="Cascadia Code"/>
+                <w:b w:val="0"/>
+                <w:sz w:val="16"/>
+              </w:rPr>
+              <w:t>{</w:t>
+              <w:br/>
+              <w:t xml:space="preserve">    "error": {</w:t>
+              <w:br/>
+              <w:t xml:space="preserve">        "code": string,</w:t>
+              <w:br/>
+              <w:t xml:space="preserve">        "message": string</w:t>
+              <w:br/>
+              <w:t xml:space="preserve">    }</w:t>
+              <w:br/>
+              <w:t>}</w:t>
+            </w:r>
+          </w:p>
+        </w:tc>
+      </w:tr>
+    </w:tbl>
+    <w:p>
+      <w:pPr>
+        <w:pStyle w:val="Heading3"/>
+      </w:pPr>
+      <w:r>
+        <w:t>Example</w:t>
+      </w:r>
+    </w:p>
+    <w:p>
+      <w:r>
+        <w:t>// JAVASCRIPT EXAMPLE HERE //</w:t>
+      </w:r>
+    </w:p>
+    <w:p>
+      <w:pPr>
+        <w:pStyle w:val="Heading2"/>
+      </w:pPr>
+      <w:r>
+        <w:t>POST</w:t>
+      </w:r>
+    </w:p>
+    <w:p>
+      <w:pPr>
+        <w:pStyle w:val="Heading3"/>
+      </w:pPr>
+      <w:r>
+        <w:t>Description</w:t>
+      </w:r>
+    </w:p>
+    <w:p>
+      <w:pPr/>
+      <w:r>
+        <w:t>// DESCRIPTION HERE //</w:t>
+      </w:r>
+    </w:p>
+    <w:p>
+      <w:pPr>
+        <w:pStyle w:val="Heading3"/>
+      </w:pPr>
+      <w:r>
+        <w:t>Request Format</w:t>
+      </w:r>
+    </w:p>
+    <w:tbl>
+      <w:tblPr>
+        <w:tblStyle w:val="ListTable1Light-Accent5"/>
+        <w:tblW w:type="auto" w:w="0"/>
+        <w:tblLook w:firstColumn="1" w:firstRow="1" w:lastColumn="0" w:lastRow="0" w:noHBand="0" w:noVBand="1" w:val="04A0"/>
+      </w:tblPr>
+      <w:tblGrid>
+        <w:gridCol w:w="4513"/>
+        <w:gridCol w:w="4513"/>
+      </w:tblGrid>
+      <w:tr>
+        <w:tc>
+          <w:tcPr>
+            <w:tcW w:type="dxa" w:w="4513"/>
+          </w:tcPr>
+          <w:p>
+            <w:r>
+              <w:rPr>
+                <w:b/>
+              </w:rPr>
+              <w:t>Headers</w:t>
+            </w:r>
+          </w:p>
+        </w:tc>
+        <w:tc>
+          <w:tcPr>
+            <w:tcW w:type="dxa" w:w="4513"/>
+          </w:tcPr>
+          <w:p>
+            <w:r>
+              <w:rPr>
+                <w:b/>
+              </w:rPr>
+              <w:t>Params</w:t>
+            </w:r>
+          </w:p>
+        </w:tc>
+      </w:tr>
+      <w:tr>
+        <w:tc>
+          <w:tcPr>
+            <w:tcW w:type="dxa" w:w="4513"/>
+          </w:tcPr>
+          <w:p>
+            <w:r>
+              <w:rPr>
+                <w:rFonts w:ascii="Cascadia Code" w:hAnsi="Cascadia Code"/>
+                <w:b w:val="0"/>
+                <w:sz w:val="16"/>
+              </w:rPr>
+              <w:t>{</w:t>
+              <w:br/>
+              <w:t xml:space="preserve">    "Authorization": valid authToken</w:t>
+              <w:br/>
+              <w:t>}</w:t>
+            </w:r>
+          </w:p>
+        </w:tc>
+        <w:tc>
+          <w:tcPr>
+            <w:tcW w:type="dxa" w:w="4513"/>
+          </w:tcPr>
+          <w:p>
+            <w:r>
+              <w:rPr>
+                <w:rFonts w:ascii="Cascadia Code" w:hAnsi="Cascadia Code"/>
+                <w:b w:val="0"/>
+                <w:sz w:val="16"/>
+              </w:rPr>
+              <w:t>{</w:t>
+              <w:br/>
+              <w:t xml:space="preserve">    "webauthnRegisterChallengeId": string,</w:t>
+              <w:br/>
+              <w:t xml:space="preserve">    "name": string,</w:t>
+              <w:br/>
+              <w:t xml:space="preserve">    "credential": {</w:t>
+              <w:br/>
+              <w:t xml:space="preserve">        "authenticatorAttachment": string,</w:t>
+              <w:br/>
+              <w:t xml:space="preserve">        "id": string,</w:t>
+              <w:br/>
+              <w:t xml:space="preserve">        "rawId": string,</w:t>
+              <w:br/>
+              <w:t xml:space="preserve">        "response": {</w:t>
+              <w:br/>
+              <w:t xml:space="preserve">            "attestationObject": string,</w:t>
+              <w:br/>
+              <w:t xml:space="preserve">            "clientDataJSON": string</w:t>
+              <w:br/>
+              <w:t xml:space="preserve">        },</w:t>
+              <w:br/>
+              <w:t xml:space="preserve">        "type": string</w:t>
+              <w:br/>
+              <w:t xml:space="preserve">    }</w:t>
+              <w:br/>
+              <w:t>}</w:t>
+            </w:r>
+          </w:p>
+        </w:tc>
+      </w:tr>
+    </w:tbl>
+    <w:p>
+      <w:pPr>
+        <w:pStyle w:val="Heading3"/>
+      </w:pPr>
+      <w:r>
+        <w:t>Response Format</w:t>
+      </w:r>
+    </w:p>
+    <w:tbl>
+      <w:tblPr>
+        <w:tblStyle w:val="ListTable1Light-Accent5"/>
+        <w:tblW w:type="auto" w:w="0"/>
+        <w:tblLayout w:type="autofit"/>
+        <w:tblLook w:firstColumn="1" w:firstRow="1" w:lastColumn="0" w:lastRow="0" w:noHBand="0" w:noVBand="1" w:val="04A0"/>
+      </w:tblPr>
+      <w:tblGrid>
+        <w:gridCol w:w="9026"/>
+      </w:tblGrid>
+      <w:tr>
+        <w:tc>
+          <w:tcPr>
+            <w:tcW w:type="dxa" w:w="9026"/>
+          </w:tcPr>
+          <w:p>
+            <w:r>
+              <w:rPr>
+                <w:b/>
+              </w:rPr>
+              <w:t>Status 200</w:t>
+            </w:r>
+          </w:p>
+        </w:tc>
+      </w:tr>
+      <w:tr>
+        <w:tc>
+          <w:tcPr>
+            <w:tcW w:type="dxa" w:w="9026"/>
+          </w:tcPr>
+          <w:p>
+            <w:r>
+              <w:rPr>
+                <w:rFonts w:ascii="Cascadia Code" w:hAnsi="Cascadia Code"/>
+                <w:b w:val="0"/>
+                <w:sz w:val="16"/>
+              </w:rPr>
+              <w:t>{</w:t>
+              <w:br/>
+              <w:t xml:space="preserve">    "webauthnCredentialId": uuid string</w:t>
               <w:br/>
               <w:t>}</w:t>
             </w:r>
@@ -7941,7 +7854,7 @@
         <w:pStyle w:val="Heading1"/>
       </w:pPr>
       <w:r>
-        <w:t>/api/v1/totp/register</w:t>
+        <w:t>/api/v1/2fa/webauthn/credential</w:t>
       </w:r>
     </w:p>
     <w:p>
@@ -7963,7 +7876,8 @@
     <w:p>
       <w:pPr/>
       <w:r>
-        <w:t>// DESCRIPTION HERE //</w:t>
+        <w:tab/>
+        <w:t>CredentialDescription string = "</w:t>
       </w:r>
     </w:p>
     <w:p>
@@ -8096,11 +8010,19 @@
               </w:rPr>
               <w:t>{</w:t>
               <w:br/>
-              <w:t xml:space="preserve">    "totpCredentialId": uuid string,</w:t>
-              <w:br/>
-              <w:t xml:space="preserve">    "totpSecret": base64 string,</w:t>
-              <w:br/>
-              <w:t xml:space="preserve">    "totpSecretQr": base64 string</w:t>
+              <w:t xml:space="preserve">    "webauthnCredentials": [</w:t>
+              <w:br/>
+              <w:t xml:space="preserve">        {</w:t>
+              <w:br/>
+              <w:t xml:space="preserve">            "id": uuid string,</w:t>
+              <w:br/>
+              <w:t xml:space="preserve">            "name": string,</w:t>
+              <w:br/>
+              <w:t xml:space="preserve">            "createdAt": time string</w:t>
+              <w:br/>
+              <w:t xml:space="preserve">        }</w:t>
+              <w:br/>
+              <w:t xml:space="preserve">    ]</w:t>
               <w:br/>
               <w:t>}</w:t>
             </w:r>
@@ -8179,7 +8101,7 @@
         <w:pStyle w:val="Heading2"/>
       </w:pPr>
       <w:r>
-        <w:t>POST</w:t>
+        <w:t>DELETE</w:t>
       </w:r>
     </w:p>
     <w:p>
@@ -8275,9 +8197,7 @@
               </w:rPr>
               <w:t>{</w:t>
               <w:br/>
-              <w:t xml:space="preserve">    "totpCredentialId": string,</w:t>
-              <w:br/>
-              <w:t xml:space="preserve">    "code": string</w:t>
+              <w:t xml:space="preserve">    "webauthnCredentialId": string</w:t>
               <w:br/>
               <w:t>}</w:t>
             </w:r>
@@ -8330,11 +8250,7 @@
                 <w:b w:val="0"/>
                 <w:sz w:val="16"/>
               </w:rPr>
-              <w:t>{</w:t>
-              <w:br/>
-              <w:t xml:space="preserve">    "totpCredentialId": uuid string</w:t>
-              <w:br/>
-              <w:t>}</w:t>
+              <w:t>None</w:t>
             </w:r>
           </w:p>
         </w:tc>
@@ -8360,7 +8276,7 @@
               <w:rPr>
                 <w:b/>
               </w:rPr>
-              <w:t>Status 400</w:t>
+              <w:t>Status 500</w:t>
             </w:r>
           </w:p>
         </w:tc>
@@ -8416,7 +8332,7 @@
         <w:pStyle w:val="Heading1"/>
       </w:pPr>
       <w:r>
-        <w:t>/api/v1/webauthn/challenge</w:t>
+        <w:t>/api/v1/password</w:t>
       </w:r>
     </w:p>
     <w:p>
@@ -8438,7 +8354,8 @@
     <w:p>
       <w:pPr/>
       <w:r>
-        <w:t>// DESCRIPTION HERE //</w:t>
+        <w:tab/>
+        <w:t>Description string = "</w:t>
       </w:r>
     </w:p>
     <w:p>
@@ -8499,7 +8416,11 @@
                 <w:b w:val="0"/>
                 <w:sz w:val="16"/>
               </w:rPr>
-              <w:t>None</w:t>
+              <w:t>{</w:t>
+              <w:br/>
+              <w:t xml:space="preserve">    "Authorization": valid authToken</w:t>
+              <w:br/>
+              <w:t>}</w:t>
             </w:r>
           </w:p>
         </w:tc>
@@ -8514,33 +8435,7 @@
                 <w:b w:val="0"/>
                 <w:sz w:val="16"/>
               </w:rPr>
-              <w:t>{</w:t>
-              <w:br/>
-              <w:t xml:space="preserve">    "challengeId": string,</w:t>
-              <w:br/>
-              <w:t xml:space="preserve">    "credential": {</w:t>
-              <w:br/>
-              <w:t xml:space="preserve">        "authenticatorAttachment": string,</w:t>
-              <w:br/>
-              <w:t xml:space="preserve">        "id": string,</w:t>
-              <w:br/>
-              <w:t xml:space="preserve">        "rawId": string,</w:t>
-              <w:br/>
-              <w:t xml:space="preserve">        "response": {</w:t>
-              <w:br/>
-              <w:t xml:space="preserve">            "authenticatorData": string,</w:t>
-              <w:br/>
-              <w:t xml:space="preserve">            "clientDataJSON": string,</w:t>
-              <w:br/>
-              <w:t xml:space="preserve">            "signature": string</w:t>
-              <w:br/>
-              <w:t xml:space="preserve">        },</w:t>
-              <w:br/>
-              <w:t xml:space="preserve">        "type": string</w:t>
-              <w:br/>
-              <w:t xml:space="preserve">    }</w:t>
-              <w:br/>
-              <w:t>}</w:t>
+              <w:t>None</w:t>
             </w:r>
           </w:p>
         </w:tc>
@@ -8593,83 +8488,844 @@
               </w:rPr>
               <w:t>{</w:t>
               <w:br/>
-              <w:t xml:space="preserve">    "options": {</w:t>
-              <w:br/>
-              <w:t xml:space="preserve">        "publicKey": {</w:t>
-              <w:br/>
-              <w:t xml:space="preserve">            "challenge": url base64 string,</w:t>
-              <w:br/>
-              <w:t xml:space="preserve">            "rp": {</w:t>
-              <w:br/>
-              <w:t xml:space="preserve">                "name": string,</w:t>
-              <w:br/>
-              <w:t xml:space="preserve">                "[icon]": string,</w:t>
-              <w:br/>
-              <w:t xml:space="preserve">                "id": string</w:t>
-              <w:br/>
-              <w:t xml:space="preserve">            },</w:t>
-              <w:br/>
-              <w:t xml:space="preserve">            "user": {</w:t>
-              <w:br/>
-              <w:t xml:space="preserve">                "name": string,</w:t>
-              <w:br/>
-              <w:t xml:space="preserve">                "[icon]": string,</w:t>
-              <w:br/>
-              <w:t xml:space="preserve">                "[displayName]": string,</w:t>
-              <w:br/>
-              <w:t xml:space="preserve">                "id": url base64 string</w:t>
-              <w:br/>
-              <w:t xml:space="preserve">            },</w:t>
-              <w:br/>
-              <w:t xml:space="preserve">            "[pubKeyCredParams]": [</w:t>
+              <w:t xml:space="preserve">    "passwords": [</w:t>
+              <w:br/>
+              <w:t xml:space="preserve">        {</w:t>
+              <w:br/>
+              <w:t xml:space="preserve">            "id": uuid string,</w:t>
+              <w:br/>
+              <w:t xml:space="preserve">            "name": base64 string,</w:t>
+              <w:br/>
+              <w:t xml:space="preserve">            "nameIv": base64 string,</w:t>
+              <w:br/>
+              <w:t xml:space="preserve">            "username": base64 string,</w:t>
+              <w:br/>
+              <w:t xml:space="preserve">            "usernameIv": base64 string,</w:t>
+              <w:br/>
+              <w:t xml:space="preserve">            "password": base64 string,</w:t>
+              <w:br/>
+              <w:t xml:space="preserve">            "passwordIv": base64 string,</w:t>
+              <w:br/>
+              <w:t xml:space="preserve">            "colour": hex colour string,</w:t>
+              <w:br/>
+              <w:t xml:space="preserve">            "additionalFields": [</w:t>
               <w:br/>
               <w:t xml:space="preserve">                {</w:t>
               <w:br/>
-              <w:t xml:space="preserve">                    "type": string,</w:t>
-              <w:br/>
-              <w:t xml:space="preserve">                    "alg": int</w:t>
+              <w:t xml:space="preserve">                    "key": base64 string,</w:t>
+              <w:br/>
+              <w:t xml:space="preserve">                    "keyIv": base64 string,</w:t>
+              <w:br/>
+              <w:t xml:space="preserve">                    "value": base64 string,</w:t>
+              <w:br/>
+              <w:t xml:space="preserve">                    "valueIv": base64 string</w:t>
               <w:br/>
               <w:t xml:space="preserve">                }</w:t>
               <w:br/>
               <w:t xml:space="preserve">            ],</w:t>
               <w:br/>
-              <w:t xml:space="preserve">            "[authenticatorSelection]": {</w:t>
-              <w:br/>
-              <w:t xml:space="preserve">                "[authenticatorAttachment]": string,</w:t>
-              <w:br/>
-              <w:t xml:space="preserve">                "[requireResidentKey]": bool,</w:t>
-              <w:br/>
-              <w:t xml:space="preserve">                "[residentKey]": string,</w:t>
-              <w:br/>
-              <w:t xml:space="preserve">                "[userVerification]": string</w:t>
-              <w:br/>
-              <w:t xml:space="preserve">            },</w:t>
-              <w:br/>
-              <w:t xml:space="preserve">            "[timeout]": int,</w:t>
-              <w:br/>
-              <w:t xml:space="preserve">            "[excludeCredentials]": [</w:t>
+              <w:t xml:space="preserve">            "urls": [</w:t>
               <w:br/>
               <w:t xml:space="preserve">                {</w:t>
               <w:br/>
-              <w:t xml:space="preserve">                    "type": string,</w:t>
-              <w:br/>
-              <w:t xml:space="preserve">                    "id": url base64 string,</w:t>
-              <w:br/>
-              <w:t xml:space="preserve">                    "[transports]": [</w:t>
-              <w:br/>
-              <w:t xml:space="preserve">                        string</w:t>
-              <w:br/>
-              <w:t xml:space="preserve">                    ]</w:t>
+              <w:t xml:space="preserve">                    "url": base64 string,</w:t>
+              <w:br/>
+              <w:t xml:space="preserve">                    "urlIv": base64 string</w:t>
               <w:br/>
               <w:t xml:space="preserve">                }</w:t>
               <w:br/>
-              <w:t xml:space="preserve">            ],</w:t>
-              <w:br/>
-              <w:t xml:space="preserve">            "[attestation]": string</w:t>
+              <w:t xml:space="preserve">            ]</w:t>
               <w:br/>
               <w:t xml:space="preserve">        }</w:t>
               <w:br/>
+              <w:t xml:space="preserve">    ]</w:t>
+              <w:br/>
+              <w:t>}</w:t>
+            </w:r>
+          </w:p>
+        </w:tc>
+      </w:tr>
+    </w:tbl>
+    <w:tbl>
+      <w:tblPr>
+        <w:tblStyle w:val="ListTable1Light-Accent5"/>
+        <w:tblW w:type="auto" w:w="0"/>
+        <w:tblLayout w:type="autofit"/>
+        <w:tblLook w:firstColumn="1" w:firstRow="1" w:lastColumn="0" w:lastRow="0" w:noHBand="0" w:noVBand="1" w:val="04A0"/>
+      </w:tblPr>
+      <w:tblGrid>
+        <w:gridCol w:w="9026"/>
+      </w:tblGrid>
+      <w:tr>
+        <w:tc>
+          <w:tcPr>
+            <w:tcW w:type="dxa" w:w="9026"/>
+          </w:tcPr>
+          <w:p>
+            <w:r>
+              <w:rPr>
+                <w:b/>
+              </w:rPr>
+              <w:t>Status 500</w:t>
+            </w:r>
+          </w:p>
+        </w:tc>
+      </w:tr>
+      <w:tr>
+        <w:tc>
+          <w:tcPr>
+            <w:tcW w:type="dxa" w:w="9026"/>
+          </w:tcPr>
+          <w:p>
+            <w:r>
+              <w:rPr>
+                <w:rFonts w:ascii="Cascadia Code" w:hAnsi="Cascadia Code"/>
+                <w:b w:val="0"/>
+                <w:sz w:val="16"/>
+              </w:rPr>
+              <w:t>{</w:t>
+              <w:br/>
+              <w:t xml:space="preserve">    "error": {</w:t>
+              <w:br/>
+              <w:t xml:space="preserve">        "code": string,</w:t>
+              <w:br/>
+              <w:t xml:space="preserve">        "message": string</w:t>
+              <w:br/>
               <w:t xml:space="preserve">    }</w:t>
+              <w:br/>
+              <w:t>}</w:t>
+            </w:r>
+          </w:p>
+        </w:tc>
+      </w:tr>
+    </w:tbl>
+    <w:p>
+      <w:pPr>
+        <w:pStyle w:val="Heading3"/>
+      </w:pPr>
+      <w:r>
+        <w:t>Example</w:t>
+      </w:r>
+    </w:p>
+    <w:p>
+      <w:r>
+        <w:t>// JAVASCRIPT EXAMPLE HERE //</w:t>
+      </w:r>
+    </w:p>
+    <w:p>
+      <w:pPr>
+        <w:pStyle w:val="Heading2"/>
+      </w:pPr>
+      <w:r>
+        <w:t>POST</w:t>
+      </w:r>
+    </w:p>
+    <w:p>
+      <w:pPr>
+        <w:pStyle w:val="Heading3"/>
+      </w:pPr>
+      <w:r>
+        <w:t>Description</w:t>
+      </w:r>
+    </w:p>
+    <w:p>
+      <w:pPr/>
+      <w:r>
+        <w:t>// DESCRIPTION HERE //</w:t>
+      </w:r>
+    </w:p>
+    <w:p>
+      <w:pPr>
+        <w:pStyle w:val="Heading3"/>
+      </w:pPr>
+      <w:r>
+        <w:t>Request Format</w:t>
+      </w:r>
+    </w:p>
+    <w:tbl>
+      <w:tblPr>
+        <w:tblStyle w:val="ListTable1Light-Accent5"/>
+        <w:tblW w:type="auto" w:w="0"/>
+        <w:tblLook w:firstColumn="1" w:firstRow="1" w:lastColumn="0" w:lastRow="0" w:noHBand="0" w:noVBand="1" w:val="04A0"/>
+      </w:tblPr>
+      <w:tblGrid>
+        <w:gridCol w:w="4513"/>
+        <w:gridCol w:w="4513"/>
+      </w:tblGrid>
+      <w:tr>
+        <w:tc>
+          <w:tcPr>
+            <w:tcW w:type="dxa" w:w="4513"/>
+          </w:tcPr>
+          <w:p>
+            <w:r>
+              <w:rPr>
+                <w:b/>
+              </w:rPr>
+              <w:t>Headers</w:t>
+            </w:r>
+          </w:p>
+        </w:tc>
+        <w:tc>
+          <w:tcPr>
+            <w:tcW w:type="dxa" w:w="4513"/>
+          </w:tcPr>
+          <w:p>
+            <w:r>
+              <w:rPr>
+                <w:b/>
+              </w:rPr>
+              <w:t>Params</w:t>
+            </w:r>
+          </w:p>
+        </w:tc>
+      </w:tr>
+      <w:tr>
+        <w:tc>
+          <w:tcPr>
+            <w:tcW w:type="dxa" w:w="4513"/>
+          </w:tcPr>
+          <w:p>
+            <w:r>
+              <w:rPr>
+                <w:rFonts w:ascii="Cascadia Code" w:hAnsi="Cascadia Code"/>
+                <w:b w:val="0"/>
+                <w:sz w:val="16"/>
+              </w:rPr>
+              <w:t>{</w:t>
+              <w:br/>
+              <w:t xml:space="preserve">    "Authorization": valid authToken</w:t>
+              <w:br/>
+              <w:t>}</w:t>
+            </w:r>
+          </w:p>
+        </w:tc>
+        <w:tc>
+          <w:tcPr>
+            <w:tcW w:type="dxa" w:w="4513"/>
+          </w:tcPr>
+          <w:p>
+            <w:r>
+              <w:rPr>
+                <w:rFonts w:ascii="Cascadia Code" w:hAnsi="Cascadia Code"/>
+                <w:b w:val="0"/>
+                <w:sz w:val="16"/>
+              </w:rPr>
+              <w:t>{</w:t>
+              <w:br/>
+              <w:t xml:space="preserve">    "name": string,</w:t>
+              <w:br/>
+              <w:t xml:space="preserve">    "nameIv": string,</w:t>
+              <w:br/>
+              <w:t xml:space="preserve">    "username": string,</w:t>
+              <w:br/>
+              <w:t xml:space="preserve">    "usernameIv": string,</w:t>
+              <w:br/>
+              <w:t xml:space="preserve">    "password": string,</w:t>
+              <w:br/>
+              <w:t xml:space="preserve">    "passwordIv": string,</w:t>
+              <w:br/>
+              <w:t xml:space="preserve">    "colour": string,</w:t>
+              <w:br/>
+              <w:t xml:space="preserve">    "additionalFields": [</w:t>
+              <w:br/>
+              <w:t xml:space="preserve">        {</w:t>
+              <w:br/>
+              <w:t xml:space="preserve">            "key": string,</w:t>
+              <w:br/>
+              <w:t xml:space="preserve">            "keyIv": string,</w:t>
+              <w:br/>
+              <w:t xml:space="preserve">            "value": string,</w:t>
+              <w:br/>
+              <w:t xml:space="preserve">            "valueIv": string</w:t>
+              <w:br/>
+              <w:t xml:space="preserve">        }</w:t>
+              <w:br/>
+              <w:t xml:space="preserve">    ],</w:t>
+              <w:br/>
+              <w:t xml:space="preserve">    "urls": [</w:t>
+              <w:br/>
+              <w:t xml:space="preserve">        {</w:t>
+              <w:br/>
+              <w:t xml:space="preserve">            "url": string,</w:t>
+              <w:br/>
+              <w:t xml:space="preserve">            "urlIv": string</w:t>
+              <w:br/>
+              <w:t xml:space="preserve">        }</w:t>
+              <w:br/>
+              <w:t xml:space="preserve">    ],</w:t>
+              <w:br/>
+              <w:t xml:space="preserve">    "passwordId": string</w:t>
+              <w:br/>
+              <w:t>}</w:t>
+            </w:r>
+          </w:p>
+        </w:tc>
+      </w:tr>
+    </w:tbl>
+    <w:p>
+      <w:pPr>
+        <w:pStyle w:val="Heading3"/>
+      </w:pPr>
+      <w:r>
+        <w:t>Response Format</w:t>
+      </w:r>
+    </w:p>
+    <w:tbl>
+      <w:tblPr>
+        <w:tblStyle w:val="ListTable1Light-Accent5"/>
+        <w:tblW w:type="auto" w:w="0"/>
+        <w:tblLayout w:type="autofit"/>
+        <w:tblLook w:firstColumn="1" w:firstRow="1" w:lastColumn="0" w:lastRow="0" w:noHBand="0" w:noVBand="1" w:val="04A0"/>
+      </w:tblPr>
+      <w:tblGrid>
+        <w:gridCol w:w="9026"/>
+      </w:tblGrid>
+      <w:tr>
+        <w:tc>
+          <w:tcPr>
+            <w:tcW w:type="dxa" w:w="9026"/>
+          </w:tcPr>
+          <w:p>
+            <w:r>
+              <w:rPr>
+                <w:b/>
+              </w:rPr>
+              <w:t>Status 200</w:t>
+            </w:r>
+          </w:p>
+        </w:tc>
+      </w:tr>
+      <w:tr>
+        <w:tc>
+          <w:tcPr>
+            <w:tcW w:type="dxa" w:w="9026"/>
+          </w:tcPr>
+          <w:p>
+            <w:r>
+              <w:rPr>
+                <w:rFonts w:ascii="Cascadia Code" w:hAnsi="Cascadia Code"/>
+                <w:b w:val="0"/>
+                <w:sz w:val="16"/>
+              </w:rPr>
+              <w:t>{</w:t>
+              <w:br/>
+              <w:t xml:space="preserve">    "passwordId": uuid string</w:t>
+              <w:br/>
+              <w:t>}</w:t>
+            </w:r>
+          </w:p>
+        </w:tc>
+      </w:tr>
+    </w:tbl>
+    <w:tbl>
+      <w:tblPr>
+        <w:tblStyle w:val="ListTable1Light-Accent5"/>
+        <w:tblW w:type="auto" w:w="0"/>
+        <w:tblLayout w:type="autofit"/>
+        <w:tblLook w:firstColumn="1" w:firstRow="1" w:lastColumn="0" w:lastRow="0" w:noHBand="0" w:noVBand="1" w:val="04A0"/>
+      </w:tblPr>
+      <w:tblGrid>
+        <w:gridCol w:w="9026"/>
+      </w:tblGrid>
+      <w:tr>
+        <w:tc>
+          <w:tcPr>
+            <w:tcW w:type="dxa" w:w="9026"/>
+          </w:tcPr>
+          <w:p>
+            <w:r>
+              <w:rPr>
+                <w:b/>
+              </w:rPr>
+              <w:t>Status 500</w:t>
+            </w:r>
+          </w:p>
+        </w:tc>
+      </w:tr>
+      <w:tr>
+        <w:tc>
+          <w:tcPr>
+            <w:tcW w:type="dxa" w:w="9026"/>
+          </w:tcPr>
+          <w:p>
+            <w:r>
+              <w:rPr>
+                <w:rFonts w:ascii="Cascadia Code" w:hAnsi="Cascadia Code"/>
+                <w:b w:val="0"/>
+                <w:sz w:val="16"/>
+              </w:rPr>
+              <w:t>{</w:t>
+              <w:br/>
+              <w:t xml:space="preserve">    "error": {</w:t>
+              <w:br/>
+              <w:t xml:space="preserve">        "code": string,</w:t>
+              <w:br/>
+              <w:t xml:space="preserve">        "message": string</w:t>
+              <w:br/>
+              <w:t xml:space="preserve">    }</w:t>
+              <w:br/>
+              <w:t>}</w:t>
+            </w:r>
+          </w:p>
+        </w:tc>
+      </w:tr>
+    </w:tbl>
+    <w:p>
+      <w:pPr>
+        <w:pStyle w:val="Heading3"/>
+      </w:pPr>
+      <w:r>
+        <w:t>Example</w:t>
+      </w:r>
+    </w:p>
+    <w:p>
+      <w:r>
+        <w:t>// JAVASCRIPT EXAMPLE HERE //</w:t>
+      </w:r>
+    </w:p>
+    <w:p>
+      <w:pPr>
+        <w:pStyle w:val="Heading2"/>
+      </w:pPr>
+      <w:r>
+        <w:t>DELETE</w:t>
+      </w:r>
+    </w:p>
+    <w:p>
+      <w:pPr>
+        <w:pStyle w:val="Heading3"/>
+      </w:pPr>
+      <w:r>
+        <w:t>Description</w:t>
+      </w:r>
+    </w:p>
+    <w:p>
+      <w:pPr/>
+      <w:r>
+        <w:t>// DESCRIPTION HERE //</w:t>
+      </w:r>
+    </w:p>
+    <w:p>
+      <w:pPr>
+        <w:pStyle w:val="Heading3"/>
+      </w:pPr>
+      <w:r>
+        <w:t>Request Format</w:t>
+      </w:r>
+    </w:p>
+    <w:tbl>
+      <w:tblPr>
+        <w:tblStyle w:val="ListTable1Light-Accent5"/>
+        <w:tblW w:type="auto" w:w="0"/>
+        <w:tblLook w:firstColumn="1" w:firstRow="1" w:lastColumn="0" w:lastRow="0" w:noHBand="0" w:noVBand="1" w:val="04A0"/>
+      </w:tblPr>
+      <w:tblGrid>
+        <w:gridCol w:w="4513"/>
+        <w:gridCol w:w="4513"/>
+      </w:tblGrid>
+      <w:tr>
+        <w:tc>
+          <w:tcPr>
+            <w:tcW w:type="dxa" w:w="4513"/>
+          </w:tcPr>
+          <w:p>
+            <w:r>
+              <w:rPr>
+                <w:b/>
+              </w:rPr>
+              <w:t>Headers</w:t>
+            </w:r>
+          </w:p>
+        </w:tc>
+        <w:tc>
+          <w:tcPr>
+            <w:tcW w:type="dxa" w:w="4513"/>
+          </w:tcPr>
+          <w:p>
+            <w:r>
+              <w:rPr>
+                <w:b/>
+              </w:rPr>
+              <w:t>Params</w:t>
+            </w:r>
+          </w:p>
+        </w:tc>
+      </w:tr>
+      <w:tr>
+        <w:tc>
+          <w:tcPr>
+            <w:tcW w:type="dxa" w:w="4513"/>
+          </w:tcPr>
+          <w:p>
+            <w:r>
+              <w:rPr>
+                <w:rFonts w:ascii="Cascadia Code" w:hAnsi="Cascadia Code"/>
+                <w:b w:val="0"/>
+                <w:sz w:val="16"/>
+              </w:rPr>
+              <w:t>{</w:t>
+              <w:br/>
+              <w:t xml:space="preserve">    "Authorization": valid authToken</w:t>
+              <w:br/>
+              <w:t>}</w:t>
+            </w:r>
+          </w:p>
+        </w:tc>
+        <w:tc>
+          <w:tcPr>
+            <w:tcW w:type="dxa" w:w="4513"/>
+          </w:tcPr>
+          <w:p>
+            <w:r>
+              <w:rPr>
+                <w:rFonts w:ascii="Cascadia Code" w:hAnsi="Cascadia Code"/>
+                <w:b w:val="0"/>
+                <w:sz w:val="16"/>
+              </w:rPr>
+              <w:t>{</w:t>
+              <w:br/>
+              <w:t xml:space="preserve">    "name": string,</w:t>
+              <w:br/>
+              <w:t xml:space="preserve">    "nameIv": string,</w:t>
+              <w:br/>
+              <w:t xml:space="preserve">    "username": string,</w:t>
+              <w:br/>
+              <w:t xml:space="preserve">    "usernameIv": string,</w:t>
+              <w:br/>
+              <w:t xml:space="preserve">    "password": string,</w:t>
+              <w:br/>
+              <w:t xml:space="preserve">    "passwordIv": string,</w:t>
+              <w:br/>
+              <w:t xml:space="preserve">    "colour": string,</w:t>
+              <w:br/>
+              <w:t xml:space="preserve">    "additionalFields": [</w:t>
+              <w:br/>
+              <w:t xml:space="preserve">        {</w:t>
+              <w:br/>
+              <w:t xml:space="preserve">            "key": string,</w:t>
+              <w:br/>
+              <w:t xml:space="preserve">            "keyIv": string,</w:t>
+              <w:br/>
+              <w:t xml:space="preserve">            "value": string,</w:t>
+              <w:br/>
+              <w:t xml:space="preserve">            "valueIv": string</w:t>
+              <w:br/>
+              <w:t xml:space="preserve">        }</w:t>
+              <w:br/>
+              <w:t xml:space="preserve">    ],</w:t>
+              <w:br/>
+              <w:t xml:space="preserve">    "urls": [</w:t>
+              <w:br/>
+              <w:t xml:space="preserve">        {</w:t>
+              <w:br/>
+              <w:t xml:space="preserve">            "url": string,</w:t>
+              <w:br/>
+              <w:t xml:space="preserve">            "urlIv": string</w:t>
+              <w:br/>
+              <w:t xml:space="preserve">        }</w:t>
+              <w:br/>
+              <w:t xml:space="preserve">    ],</w:t>
+              <w:br/>
+              <w:t xml:space="preserve">    "passwordId": string</w:t>
+              <w:br/>
+              <w:t>}</w:t>
+            </w:r>
+          </w:p>
+        </w:tc>
+      </w:tr>
+    </w:tbl>
+    <w:p>
+      <w:pPr>
+        <w:pStyle w:val="Heading3"/>
+      </w:pPr>
+      <w:r>
+        <w:t>Response Format</w:t>
+      </w:r>
+    </w:p>
+    <w:tbl>
+      <w:tblPr>
+        <w:tblStyle w:val="ListTable1Light-Accent5"/>
+        <w:tblW w:type="auto" w:w="0"/>
+        <w:tblLayout w:type="autofit"/>
+        <w:tblLook w:firstColumn="1" w:firstRow="1" w:lastColumn="0" w:lastRow="0" w:noHBand="0" w:noVBand="1" w:val="04A0"/>
+      </w:tblPr>
+      <w:tblGrid>
+        <w:gridCol w:w="9026"/>
+      </w:tblGrid>
+      <w:tr>
+        <w:tc>
+          <w:tcPr>
+            <w:tcW w:type="dxa" w:w="9026"/>
+          </w:tcPr>
+          <w:p>
+            <w:r>
+              <w:rPr>
+                <w:b/>
+              </w:rPr>
+              <w:t>Status 200</w:t>
+            </w:r>
+          </w:p>
+        </w:tc>
+      </w:tr>
+      <w:tr>
+        <w:tc>
+          <w:tcPr>
+            <w:tcW w:type="dxa" w:w="9026"/>
+          </w:tcPr>
+          <w:p>
+            <w:r>
+              <w:rPr>
+                <w:rFonts w:ascii="Cascadia Code" w:hAnsi="Cascadia Code"/>
+                <w:b w:val="0"/>
+                <w:sz w:val="16"/>
+              </w:rPr>
+              <w:t>None</w:t>
+            </w:r>
+          </w:p>
+        </w:tc>
+      </w:tr>
+    </w:tbl>
+    <w:tbl>
+      <w:tblPr>
+        <w:tblStyle w:val="ListTable1Light-Accent5"/>
+        <w:tblW w:type="auto" w:w="0"/>
+        <w:tblLayout w:type="autofit"/>
+        <w:tblLook w:firstColumn="1" w:firstRow="1" w:lastColumn="0" w:lastRow="0" w:noHBand="0" w:noVBand="1" w:val="04A0"/>
+      </w:tblPr>
+      <w:tblGrid>
+        <w:gridCol w:w="9026"/>
+      </w:tblGrid>
+      <w:tr>
+        <w:tc>
+          <w:tcPr>
+            <w:tcW w:type="dxa" w:w="9026"/>
+          </w:tcPr>
+          <w:p>
+            <w:r>
+              <w:rPr>
+                <w:b/>
+              </w:rPr>
+              <w:t>Status 400</w:t>
+            </w:r>
+          </w:p>
+        </w:tc>
+      </w:tr>
+      <w:tr>
+        <w:tc>
+          <w:tcPr>
+            <w:tcW w:type="dxa" w:w="9026"/>
+          </w:tcPr>
+          <w:p>
+            <w:r>
+              <w:rPr>
+                <w:rFonts w:ascii="Cascadia Code" w:hAnsi="Cascadia Code"/>
+                <w:b w:val="0"/>
+                <w:sz w:val="16"/>
+              </w:rPr>
+              <w:t>{</w:t>
+              <w:br/>
+              <w:t xml:space="preserve">    "error": {</w:t>
+              <w:br/>
+              <w:t xml:space="preserve">        "code": string,</w:t>
+              <w:br/>
+              <w:t xml:space="preserve">        "message": string</w:t>
+              <w:br/>
+              <w:t xml:space="preserve">    }</w:t>
+              <w:br/>
+              <w:t>}</w:t>
+            </w:r>
+          </w:p>
+        </w:tc>
+      </w:tr>
+    </w:tbl>
+    <w:p>
+      <w:pPr>
+        <w:pStyle w:val="Heading3"/>
+      </w:pPr>
+      <w:r>
+        <w:t>Example</w:t>
+      </w:r>
+    </w:p>
+    <w:p>
+      <w:r>
+        <w:t>// JAVASCRIPT EXAMPLE HERE //</w:t>
+      </w:r>
+    </w:p>
+    <w:p>
+      <w:r>
+        <w:br w:type="page"/>
+      </w:r>
+    </w:p>
+    <w:p>
+      <w:pPr>
+        <w:pStyle w:val="Heading1"/>
+      </w:pPr>
+      <w:r>
+        <w:t>/api/v1/auth/signin</w:t>
+      </w:r>
+    </w:p>
+    <w:p>
+      <w:pPr>
+        <w:pStyle w:val="Heading2"/>
+      </w:pPr>
+      <w:r>
+        <w:t>POST</w:t>
+      </w:r>
+    </w:p>
+    <w:p>
+      <w:pPr>
+        <w:pStyle w:val="Heading3"/>
+      </w:pPr>
+      <w:r>
+        <w:t>Description</w:t>
+      </w:r>
+    </w:p>
+    <w:p>
+      <w:pPr/>
+      <w:r>
+        <w:t>// DESCRIPTION HERE //</w:t>
+      </w:r>
+    </w:p>
+    <w:p>
+      <w:pPr>
+        <w:pStyle w:val="Heading3"/>
+      </w:pPr>
+      <w:r>
+        <w:t>Request Format</w:t>
+      </w:r>
+    </w:p>
+    <w:tbl>
+      <w:tblPr>
+        <w:tblStyle w:val="ListTable1Light-Accent5"/>
+        <w:tblW w:type="auto" w:w="0"/>
+        <w:tblLook w:firstColumn="1" w:firstRow="1" w:lastColumn="0" w:lastRow="0" w:noHBand="0" w:noVBand="1" w:val="04A0"/>
+      </w:tblPr>
+      <w:tblGrid>
+        <w:gridCol w:w="4513"/>
+        <w:gridCol w:w="4513"/>
+      </w:tblGrid>
+      <w:tr>
+        <w:tc>
+          <w:tcPr>
+            <w:tcW w:type="dxa" w:w="4513"/>
+          </w:tcPr>
+          <w:p>
+            <w:r>
+              <w:rPr>
+                <w:b/>
+              </w:rPr>
+              <w:t>Headers</w:t>
+            </w:r>
+          </w:p>
+        </w:tc>
+        <w:tc>
+          <w:tcPr>
+            <w:tcW w:type="dxa" w:w="4513"/>
+          </w:tcPr>
+          <w:p>
+            <w:r>
+              <w:rPr>
+                <w:b/>
+              </w:rPr>
+              <w:t>Params</w:t>
+            </w:r>
+          </w:p>
+        </w:tc>
+      </w:tr>
+      <w:tr>
+        <w:tc>
+          <w:tcPr>
+            <w:tcW w:type="dxa" w:w="4513"/>
+          </w:tcPr>
+          <w:p>
+            <w:r>
+              <w:rPr>
+                <w:rFonts w:ascii="Cascadia Code" w:hAnsi="Cascadia Code"/>
+                <w:b w:val="0"/>
+                <w:sz w:val="16"/>
+              </w:rPr>
+              <w:t>None</w:t>
+            </w:r>
+          </w:p>
+        </w:tc>
+        <w:tc>
+          <w:tcPr>
+            <w:tcW w:type="dxa" w:w="4513"/>
+          </w:tcPr>
+          <w:p>
+            <w:r>
+              <w:rPr>
+                <w:rFonts w:ascii="Cascadia Code" w:hAnsi="Cascadia Code"/>
+                <w:b w:val="0"/>
+                <w:sz w:val="16"/>
+              </w:rPr>
+              <w:t>{</w:t>
+              <w:br/>
+              <w:t xml:space="preserve">    "email": string,</w:t>
+              <w:br/>
+              <w:t xml:space="preserve">    "masterHash": string</w:t>
+              <w:br/>
+              <w:t>}</w:t>
+            </w:r>
+          </w:p>
+        </w:tc>
+      </w:tr>
+    </w:tbl>
+    <w:p>
+      <w:pPr>
+        <w:pStyle w:val="Heading3"/>
+      </w:pPr>
+      <w:r>
+        <w:t>Response Format</w:t>
+      </w:r>
+    </w:p>
+    <w:tbl>
+      <w:tblPr>
+        <w:tblStyle w:val="ListTable1Light-Accent5"/>
+        <w:tblW w:type="auto" w:w="0"/>
+        <w:tblLayout w:type="autofit"/>
+        <w:tblLook w:firstColumn="1" w:firstRow="1" w:lastColumn="0" w:lastRow="0" w:noHBand="0" w:noVBand="1" w:val="04A0"/>
+      </w:tblPr>
+      <w:tblGrid>
+        <w:gridCol w:w="9026"/>
+      </w:tblGrid>
+      <w:tr>
+        <w:tc>
+          <w:tcPr>
+            <w:tcW w:type="dxa" w:w="9026"/>
+          </w:tcPr>
+          <w:p>
+            <w:r>
+              <w:rPr>
+                <w:b/>
+              </w:rPr>
+              <w:t>Status 200</w:t>
+            </w:r>
+          </w:p>
+        </w:tc>
+      </w:tr>
+      <w:tr>
+        <w:tc>
+          <w:tcPr>
+            <w:tcW w:type="dxa" w:w="9026"/>
+          </w:tcPr>
+          <w:p>
+            <w:r>
+              <w:rPr>
+                <w:rFonts w:ascii="Cascadia Code" w:hAnsi="Cascadia Code"/>
+                <w:b w:val="0"/>
+                <w:sz w:val="16"/>
+              </w:rPr>
+              <w:t>{</w:t>
+              <w:br/>
+              <w:t xml:space="preserve">    "challengeId": uuid string,</w:t>
+              <w:br/>
+              <w:t xml:space="preserve">    "availableChallenges": [</w:t>
+              <w:br/>
+              <w:t xml:space="preserve">        string</w:t>
+              <w:br/>
+              <w:t xml:space="preserve">    ]</w:t>
               <w:br/>
               <w:t>}</w:t>
             </w:r>
@@ -8783,11 +9439,24 @@
       </w:r>
     </w:p>
     <w:p>
+      <w:r>
+        <w:br w:type="page"/>
+      </w:r>
+    </w:p>
+    <w:p>
+      <w:pPr>
+        <w:pStyle w:val="Heading1"/>
+      </w:pPr>
+      <w:r>
+        <w:t>/api/v1/auth/test</w:t>
+      </w:r>
+    </w:p>
+    <w:p>
       <w:pPr>
         <w:pStyle w:val="Heading2"/>
       </w:pPr>
       <w:r>
-        <w:t>POST</w:t>
+        <w:t>GET</w:t>
       </w:r>
     </w:p>
     <w:p>
@@ -8877,33 +9546,7 @@
                 <w:b w:val="0"/>
                 <w:sz w:val="16"/>
               </w:rPr>
-              <w:t>{</w:t>
-              <w:br/>
-              <w:t xml:space="preserve">    "challengeId": string,</w:t>
-              <w:br/>
-              <w:t xml:space="preserve">    "credential": {</w:t>
-              <w:br/>
-              <w:t xml:space="preserve">        "authenticatorAttachment": string,</w:t>
-              <w:br/>
-              <w:t xml:space="preserve">        "id": string,</w:t>
-              <w:br/>
-              <w:t xml:space="preserve">        "rawId": string,</w:t>
-              <w:br/>
-              <w:t xml:space="preserve">        "response": {</w:t>
-              <w:br/>
-              <w:t xml:space="preserve">            "authenticatorData": string,</w:t>
-              <w:br/>
-              <w:t xml:space="preserve">            "clientDataJSON": string,</w:t>
-              <w:br/>
-              <w:t xml:space="preserve">            "signature": string</w:t>
-              <w:br/>
-              <w:t xml:space="preserve">        },</w:t>
-              <w:br/>
-              <w:t xml:space="preserve">        "type": string</w:t>
-              <w:br/>
-              <w:t xml:space="preserve">    }</w:t>
-              <w:br/>
-              <w:t>}</w:t>
+              <w:t>None</w:t>
             </w:r>
           </w:p>
         </w:tc>
@@ -8932,20 +9575,116 @@
           <w:tcPr>
             <w:tcW w:type="dxa" w:w="9026"/>
           </w:tcPr>
-          <w:p>
-            <w:r>
-              <w:rPr>
-                <w:b/>
-              </w:rPr>
-              <w:t>Status 200</w:t>
-            </w:r>
-          </w:p>
+          <w:p/>
         </w:tc>
       </w:tr>
       <w:tr>
         <w:tc>
           <w:tcPr>
             <w:tcW w:type="dxa" w:w="9026"/>
+          </w:tcPr>
+          <w:p/>
+        </w:tc>
+      </w:tr>
+    </w:tbl>
+    <w:p>
+      <w:pPr>
+        <w:pStyle w:val="Heading3"/>
+      </w:pPr>
+      <w:r>
+        <w:t>Example</w:t>
+      </w:r>
+    </w:p>
+    <w:p>
+      <w:r>
+        <w:t>// JAVASCRIPT EXAMPLE HERE //</w:t>
+      </w:r>
+    </w:p>
+    <w:p>
+      <w:r>
+        <w:br w:type="page"/>
+      </w:r>
+    </w:p>
+    <w:p>
+      <w:pPr>
+        <w:pStyle w:val="Heading1"/>
+      </w:pPr>
+      <w:r>
+        <w:t>/api/v1/auth/signup</w:t>
+      </w:r>
+    </w:p>
+    <w:p>
+      <w:pPr>
+        <w:pStyle w:val="Heading2"/>
+      </w:pPr>
+      <w:r>
+        <w:t>POST</w:t>
+      </w:r>
+    </w:p>
+    <w:p>
+      <w:pPr>
+        <w:pStyle w:val="Heading3"/>
+      </w:pPr>
+      <w:r>
+        <w:t>Description</w:t>
+      </w:r>
+    </w:p>
+    <w:p>
+      <w:pPr/>
+      <w:r>
+        <w:t>// DESCRIPTION HERE //</w:t>
+      </w:r>
+    </w:p>
+    <w:p>
+      <w:pPr>
+        <w:pStyle w:val="Heading3"/>
+      </w:pPr>
+      <w:r>
+        <w:t>Request Format</w:t>
+      </w:r>
+    </w:p>
+    <w:tbl>
+      <w:tblPr>
+        <w:tblStyle w:val="ListTable1Light-Accent5"/>
+        <w:tblW w:type="auto" w:w="0"/>
+        <w:tblLook w:firstColumn="1" w:firstRow="1" w:lastColumn="0" w:lastRow="0" w:noHBand="0" w:noVBand="1" w:val="04A0"/>
+      </w:tblPr>
+      <w:tblGrid>
+        <w:gridCol w:w="4513"/>
+        <w:gridCol w:w="4513"/>
+      </w:tblGrid>
+      <w:tr>
+        <w:tc>
+          <w:tcPr>
+            <w:tcW w:type="dxa" w:w="4513"/>
+          </w:tcPr>
+          <w:p>
+            <w:r>
+              <w:rPr>
+                <w:b/>
+              </w:rPr>
+              <w:t>Headers</w:t>
+            </w:r>
+          </w:p>
+        </w:tc>
+        <w:tc>
+          <w:tcPr>
+            <w:tcW w:type="dxa" w:w="4513"/>
+          </w:tcPr>
+          <w:p>
+            <w:r>
+              <w:rPr>
+                <w:b/>
+              </w:rPr>
+              <w:t>Params</w:t>
+            </w:r>
+          </w:p>
+        </w:tc>
+      </w:tr>
+      <w:tr>
+        <w:tc>
+          <w:tcPr>
+            <w:tcW w:type="dxa" w:w="4513"/>
           </w:tcPr>
           <w:p>
             <w:r>
@@ -8954,13 +9693,91 @@
                 <w:b w:val="0"/>
                 <w:sz w:val="16"/>
               </w:rPr>
+              <w:t>None</w:t>
+            </w:r>
+          </w:p>
+        </w:tc>
+        <w:tc>
+          <w:tcPr>
+            <w:tcW w:type="dxa" w:w="4513"/>
+          </w:tcPr>
+          <w:p>
+            <w:r>
+              <w:rPr>
+                <w:rFonts w:ascii="Cascadia Code" w:hAnsi="Cascadia Code"/>
+                <w:b w:val="0"/>
+                <w:sz w:val="16"/>
+              </w:rPr>
               <w:t>{</w:t>
               <w:br/>
-              <w:t xml:space="preserve">    "authToken": authToken string,</w:t>
-              <w:br/>
-              <w:t xml:space="preserve">    "protectedDatabaseKey": base64 string,</w:t>
-              <w:br/>
-              <w:t xml:space="preserve">    "protectedDatabaseKeyIv": base64 string</w:t>
+              <w:t xml:space="preserve">    "email": string,</w:t>
+              <w:br/>
+              <w:t xml:space="preserve">    "masterHash": string,</w:t>
+              <w:br/>
+              <w:t xml:space="preserve">    "protectedDatabaseKey": string,</w:t>
+              <w:br/>
+              <w:t xml:space="preserve">    "protectedDatabaseKeyIv": string</w:t>
+              <w:br/>
+              <w:t>}</w:t>
+            </w:r>
+          </w:p>
+        </w:tc>
+      </w:tr>
+    </w:tbl>
+    <w:p>
+      <w:pPr>
+        <w:pStyle w:val="Heading3"/>
+      </w:pPr>
+      <w:r>
+        <w:t>Response Format</w:t>
+      </w:r>
+    </w:p>
+    <w:tbl>
+      <w:tblPr>
+        <w:tblStyle w:val="ListTable1Light-Accent5"/>
+        <w:tblW w:type="auto" w:w="0"/>
+        <w:tblLayout w:type="autofit"/>
+        <w:tblLook w:firstColumn="1" w:firstRow="1" w:lastColumn="0" w:lastRow="0" w:noHBand="0" w:noVBand="1" w:val="04A0"/>
+      </w:tblPr>
+      <w:tblGrid>
+        <w:gridCol w:w="9026"/>
+      </w:tblGrid>
+      <w:tr>
+        <w:tc>
+          <w:tcPr>
+            <w:tcW w:type="dxa" w:w="9026"/>
+          </w:tcPr>
+          <w:p>
+            <w:r>
+              <w:rPr>
+                <w:b/>
+              </w:rPr>
+              <w:t>Status 200</w:t>
+            </w:r>
+          </w:p>
+        </w:tc>
+      </w:tr>
+      <w:tr>
+        <w:tc>
+          <w:tcPr>
+            <w:tcW w:type="dxa" w:w="9026"/>
+          </w:tcPr>
+          <w:p>
+            <w:r>
+              <w:rPr>
+                <w:rFonts w:ascii="Cascadia Code" w:hAnsi="Cascadia Code"/>
+                <w:b w:val="0"/>
+                <w:sz w:val="16"/>
+              </w:rPr>
+              <w:t>{</w:t>
+              <w:br/>
+              <w:t xml:space="preserve">    "challengeId": uuid string,</w:t>
+              <w:br/>
+              <w:t xml:space="preserve">    "availableChallenges": [</w:t>
+              <w:br/>
+              <w:t xml:space="preserve">        string</w:t>
+              <w:br/>
+              <w:t xml:space="preserve">    ]</w:t>
               <w:br/>
               <w:t>}</w:t>
             </w:r>
@@ -9083,7 +9900,7 @@
         <w:pStyle w:val="Heading1"/>
       </w:pPr>
       <w:r>
-        <w:t>/api/v1/webauthn/register</w:t>
+        <w:t>/api/v1/auth/signout</w:t>
       </w:r>
     </w:p>
     <w:p>
@@ -9091,7 +9908,7 @@
         <w:pStyle w:val="Heading2"/>
       </w:pPr>
       <w:r>
-        <w:t>GET</w:t>
+        <w:t>DELETE</w:t>
       </w:r>
     </w:p>
     <w:p>
@@ -9236,89 +10053,7 @@
                 <w:b w:val="0"/>
                 <w:sz w:val="16"/>
               </w:rPr>
-              <w:t>{</w:t>
-              <w:br/>
-              <w:t xml:space="preserve">    "webauthnRegisterChallengeId": uuid string,</w:t>
-              <w:br/>
-              <w:t xml:space="preserve">    "options": {</w:t>
-              <w:br/>
-              <w:t xml:space="preserve">        "publicKey": {</w:t>
-              <w:br/>
-              <w:t xml:space="preserve">            "challenge": url base64 string,</w:t>
-              <w:br/>
-              <w:t xml:space="preserve">            "rp": {</w:t>
-              <w:br/>
-              <w:t xml:space="preserve">                "name": string,</w:t>
-              <w:br/>
-              <w:t xml:space="preserve">                "[icon]": string,</w:t>
-              <w:br/>
-              <w:t xml:space="preserve">                "id": string</w:t>
-              <w:br/>
-              <w:t xml:space="preserve">            },</w:t>
-              <w:br/>
-              <w:t xml:space="preserve">            "user": {</w:t>
-              <w:br/>
-              <w:t xml:space="preserve">                "name": string,</w:t>
-              <w:br/>
-              <w:t xml:space="preserve">                "[icon]": string,</w:t>
-              <w:br/>
-              <w:t xml:space="preserve">                "[displayName]": string,</w:t>
-              <w:br/>
-              <w:t xml:space="preserve">                "id": url base64 string</w:t>
-              <w:br/>
-              <w:t xml:space="preserve">            },</w:t>
-              <w:br/>
-              <w:t xml:space="preserve">            "[pubKeyCredParams]": [</w:t>
-              <w:br/>
-              <w:t xml:space="preserve">                {</w:t>
-              <w:br/>
-              <w:t xml:space="preserve">                    "type": string,</w:t>
-              <w:br/>
-              <w:t xml:space="preserve">                    "alg": int</w:t>
-              <w:br/>
-              <w:t xml:space="preserve">                }</w:t>
-              <w:br/>
-              <w:t xml:space="preserve">            ],</w:t>
-              <w:br/>
-              <w:t xml:space="preserve">            "[authenticatorSelection]": {</w:t>
-              <w:br/>
-              <w:t xml:space="preserve">                "[authenticatorAttachment]": string,</w:t>
-              <w:br/>
-              <w:t xml:space="preserve">                "[requireResidentKey]": bool,</w:t>
-              <w:br/>
-              <w:t xml:space="preserve">                "[residentKey]": string,</w:t>
-              <w:br/>
-              <w:t xml:space="preserve">                "[userVerification]": string</w:t>
-              <w:br/>
-              <w:t xml:space="preserve">            },</w:t>
-              <w:br/>
-              <w:t xml:space="preserve">            "[timeout]": int,</w:t>
-              <w:br/>
-              <w:t xml:space="preserve">            "[excludeCredentials]": [</w:t>
-              <w:br/>
-              <w:t xml:space="preserve">                {</w:t>
-              <w:br/>
-              <w:t xml:space="preserve">                    "type": string,</w:t>
-              <w:br/>
-              <w:t xml:space="preserve">                    "id": url base64 string,</w:t>
-              <w:br/>
-              <w:t xml:space="preserve">                    "[transports]": [</w:t>
-              <w:br/>
-              <w:t xml:space="preserve">                        string</w:t>
-              <w:br/>
-              <w:t xml:space="preserve">                    ]</w:t>
-              <w:br/>
-              <w:t xml:space="preserve">                }</w:t>
-              <w:br/>
-              <w:t xml:space="preserve">            ],</w:t>
-              <w:br/>
-              <w:t xml:space="preserve">            "[attestation]": string</w:t>
-              <w:br/>
-              <w:t xml:space="preserve">        }</w:t>
-              <w:br/>
-              <w:t xml:space="preserve">    }</w:t>
-              <w:br/>
-              <w:t>}</w:t>
+              <w:t>None</w:t>
             </w:r>
           </w:p>
         </w:tc>
@@ -9353,813 +10088,6 @@
         <w:tc>
           <w:tcPr>
             <w:tcW w:type="dxa" w:w="9026"/>
-          </w:tcPr>
-          <w:p>
-            <w:r>
-              <w:rPr>
-                <w:rFonts w:ascii="Cascadia Code" w:hAnsi="Cascadia Code"/>
-                <w:b w:val="0"/>
-                <w:sz w:val="16"/>
-              </w:rPr>
-              <w:t>{</w:t>
-              <w:br/>
-              <w:t xml:space="preserve">    "error": {</w:t>
-              <w:br/>
-              <w:t xml:space="preserve">        "code": string,</w:t>
-              <w:br/>
-              <w:t xml:space="preserve">        "message": string</w:t>
-              <w:br/>
-              <w:t xml:space="preserve">    }</w:t>
-              <w:br/>
-              <w:t>}</w:t>
-            </w:r>
-          </w:p>
-        </w:tc>
-      </w:tr>
-    </w:tbl>
-    <w:p>
-      <w:pPr>
-        <w:pStyle w:val="Heading3"/>
-      </w:pPr>
-      <w:r>
-        <w:t>Example</w:t>
-      </w:r>
-    </w:p>
-    <w:p>
-      <w:r>
-        <w:t>// JAVASCRIPT EXAMPLE HERE //</w:t>
-      </w:r>
-    </w:p>
-    <w:p>
-      <w:pPr>
-        <w:pStyle w:val="Heading2"/>
-      </w:pPr>
-      <w:r>
-        <w:t>POST</w:t>
-      </w:r>
-    </w:p>
-    <w:p>
-      <w:pPr>
-        <w:pStyle w:val="Heading3"/>
-      </w:pPr>
-      <w:r>
-        <w:t>Description</w:t>
-      </w:r>
-    </w:p>
-    <w:p>
-      <w:pPr/>
-      <w:r>
-        <w:t>// DESCRIPTION HERE //</w:t>
-      </w:r>
-    </w:p>
-    <w:p>
-      <w:pPr>
-        <w:pStyle w:val="Heading3"/>
-      </w:pPr>
-      <w:r>
-        <w:t>Request Format</w:t>
-      </w:r>
-    </w:p>
-    <w:tbl>
-      <w:tblPr>
-        <w:tblStyle w:val="ListTable1Light-Accent5"/>
-        <w:tblW w:type="auto" w:w="0"/>
-        <w:tblLook w:firstColumn="1" w:firstRow="1" w:lastColumn="0" w:lastRow="0" w:noHBand="0" w:noVBand="1" w:val="04A0"/>
-      </w:tblPr>
-      <w:tblGrid>
-        <w:gridCol w:w="4513"/>
-        <w:gridCol w:w="4513"/>
-      </w:tblGrid>
-      <w:tr>
-        <w:tc>
-          <w:tcPr>
-            <w:tcW w:type="dxa" w:w="4513"/>
-          </w:tcPr>
-          <w:p>
-            <w:r>
-              <w:rPr>
-                <w:b/>
-              </w:rPr>
-              <w:t>Headers</w:t>
-            </w:r>
-          </w:p>
-        </w:tc>
-        <w:tc>
-          <w:tcPr>
-            <w:tcW w:type="dxa" w:w="4513"/>
-          </w:tcPr>
-          <w:p>
-            <w:r>
-              <w:rPr>
-                <w:b/>
-              </w:rPr>
-              <w:t>Params</w:t>
-            </w:r>
-          </w:p>
-        </w:tc>
-      </w:tr>
-      <w:tr>
-        <w:tc>
-          <w:tcPr>
-            <w:tcW w:type="dxa" w:w="4513"/>
-          </w:tcPr>
-          <w:p>
-            <w:r>
-              <w:rPr>
-                <w:rFonts w:ascii="Cascadia Code" w:hAnsi="Cascadia Code"/>
-                <w:b w:val="0"/>
-                <w:sz w:val="16"/>
-              </w:rPr>
-              <w:t>{</w:t>
-              <w:br/>
-              <w:t xml:space="preserve">    "Authorization": valid authToken</w:t>
-              <w:br/>
-              <w:t>}</w:t>
-            </w:r>
-          </w:p>
-        </w:tc>
-        <w:tc>
-          <w:tcPr>
-            <w:tcW w:type="dxa" w:w="4513"/>
-          </w:tcPr>
-          <w:p>
-            <w:r>
-              <w:rPr>
-                <w:rFonts w:ascii="Cascadia Code" w:hAnsi="Cascadia Code"/>
-                <w:b w:val="0"/>
-                <w:sz w:val="16"/>
-              </w:rPr>
-              <w:t>{</w:t>
-              <w:br/>
-              <w:t xml:space="preserve">    "webauthnRegisterChallengeId": string,</w:t>
-              <w:br/>
-              <w:t xml:space="preserve">    "name": string,</w:t>
-              <w:br/>
-              <w:t xml:space="preserve">    "credential": {</w:t>
-              <w:br/>
-              <w:t xml:space="preserve">        "authenticatorAttachment": string,</w:t>
-              <w:br/>
-              <w:t xml:space="preserve">        "id": string,</w:t>
-              <w:br/>
-              <w:t xml:space="preserve">        "rawId": string,</w:t>
-              <w:br/>
-              <w:t xml:space="preserve">        "response": {</w:t>
-              <w:br/>
-              <w:t xml:space="preserve">            "attestationObject": string,</w:t>
-              <w:br/>
-              <w:t xml:space="preserve">            "clientDataJSON": string</w:t>
-              <w:br/>
-              <w:t xml:space="preserve">        },</w:t>
-              <w:br/>
-              <w:t xml:space="preserve">        "type": string</w:t>
-              <w:br/>
-              <w:t xml:space="preserve">    }</w:t>
-              <w:br/>
-              <w:t>}</w:t>
-            </w:r>
-          </w:p>
-        </w:tc>
-      </w:tr>
-    </w:tbl>
-    <w:p>
-      <w:pPr>
-        <w:pStyle w:val="Heading3"/>
-      </w:pPr>
-      <w:r>
-        <w:t>Response Format</w:t>
-      </w:r>
-    </w:p>
-    <w:tbl>
-      <w:tblPr>
-        <w:tblStyle w:val="ListTable1Light-Accent5"/>
-        <w:tblW w:type="auto" w:w="0"/>
-        <w:tblLayout w:type="autofit"/>
-        <w:tblLook w:firstColumn="1" w:firstRow="1" w:lastColumn="0" w:lastRow="0" w:noHBand="0" w:noVBand="1" w:val="04A0"/>
-      </w:tblPr>
-      <w:tblGrid>
-        <w:gridCol w:w="9026"/>
-      </w:tblGrid>
-      <w:tr>
-        <w:tc>
-          <w:tcPr>
-            <w:tcW w:type="dxa" w:w="9026"/>
-          </w:tcPr>
-          <w:p>
-            <w:r>
-              <w:rPr>
-                <w:b/>
-              </w:rPr>
-              <w:t>Status 200</w:t>
-            </w:r>
-          </w:p>
-        </w:tc>
-      </w:tr>
-      <w:tr>
-        <w:tc>
-          <w:tcPr>
-            <w:tcW w:type="dxa" w:w="9026"/>
-          </w:tcPr>
-          <w:p>
-            <w:r>
-              <w:rPr>
-                <w:rFonts w:ascii="Cascadia Code" w:hAnsi="Cascadia Code"/>
-                <w:b w:val="0"/>
-                <w:sz w:val="16"/>
-              </w:rPr>
-              <w:t>{</w:t>
-              <w:br/>
-              <w:t xml:space="preserve">    "webauthnCredentialId": uuid string</w:t>
-              <w:br/>
-              <w:t>}</w:t>
-            </w:r>
-          </w:p>
-        </w:tc>
-      </w:tr>
-    </w:tbl>
-    <w:tbl>
-      <w:tblPr>
-        <w:tblStyle w:val="ListTable1Light-Accent5"/>
-        <w:tblW w:type="auto" w:w="0"/>
-        <w:tblLayout w:type="autofit"/>
-        <w:tblLook w:firstColumn="1" w:firstRow="1" w:lastColumn="0" w:lastRow="0" w:noHBand="0" w:noVBand="1" w:val="04A0"/>
-      </w:tblPr>
-      <w:tblGrid>
-        <w:gridCol w:w="4513"/>
-        <w:gridCol w:w="4513"/>
-      </w:tblGrid>
-      <w:tr>
-        <w:tc>
-          <w:tcPr>
-            <w:tcW w:type="dxa" w:w="4513"/>
-          </w:tcPr>
-          <w:p>
-            <w:r>
-              <w:rPr>
-                <w:b/>
-              </w:rPr>
-              <w:t>Status 400</w:t>
-            </w:r>
-          </w:p>
-        </w:tc>
-        <w:tc>
-          <w:tcPr>
-            <w:tcW w:type="dxa" w:w="4513"/>
-          </w:tcPr>
-          <w:p>
-            <w:r>
-              <w:rPr>
-                <w:b/>
-              </w:rPr>
-              <w:t>Status 500</w:t>
-            </w:r>
-          </w:p>
-        </w:tc>
-      </w:tr>
-      <w:tr>
-        <w:tc>
-          <w:tcPr>
-            <w:tcW w:type="dxa" w:w="4513"/>
-          </w:tcPr>
-          <w:p>
-            <w:r>
-              <w:rPr>
-                <w:rFonts w:ascii="Cascadia Code" w:hAnsi="Cascadia Code"/>
-                <w:b w:val="0"/>
-                <w:sz w:val="16"/>
-              </w:rPr>
-              <w:t>{</w:t>
-              <w:br/>
-              <w:t xml:space="preserve">    "error": {</w:t>
-              <w:br/>
-              <w:t xml:space="preserve">        "code": string,</w:t>
-              <w:br/>
-              <w:t xml:space="preserve">        "message": string</w:t>
-              <w:br/>
-              <w:t xml:space="preserve">    }</w:t>
-              <w:br/>
-              <w:t>}</w:t>
-            </w:r>
-          </w:p>
-        </w:tc>
-        <w:tc>
-          <w:tcPr>
-            <w:tcW w:type="dxa" w:w="4513"/>
-          </w:tcPr>
-          <w:p>
-            <w:r>
-              <w:rPr>
-                <w:rFonts w:ascii="Cascadia Code" w:hAnsi="Cascadia Code"/>
-                <w:b w:val="0"/>
-                <w:sz w:val="16"/>
-              </w:rPr>
-              <w:t>{</w:t>
-              <w:br/>
-              <w:t xml:space="preserve">    "error": {</w:t>
-              <w:br/>
-              <w:t xml:space="preserve">        "code": string,</w:t>
-              <w:br/>
-              <w:t xml:space="preserve">        "message": string</w:t>
-              <w:br/>
-              <w:t xml:space="preserve">    }</w:t>
-              <w:br/>
-              <w:t>}</w:t>
-            </w:r>
-          </w:p>
-        </w:tc>
-      </w:tr>
-    </w:tbl>
-    <w:p>
-      <w:pPr>
-        <w:pStyle w:val="Heading3"/>
-      </w:pPr>
-      <w:r>
-        <w:t>Example</w:t>
-      </w:r>
-    </w:p>
-    <w:p>
-      <w:r>
-        <w:t>// JAVASCRIPT EXAMPLE HERE //</w:t>
-      </w:r>
-    </w:p>
-    <w:p>
-      <w:r>
-        <w:br w:type="page"/>
-      </w:r>
-    </w:p>
-    <w:p>
-      <w:pPr>
-        <w:pStyle w:val="Heading1"/>
-      </w:pPr>
-      <w:r>
-        <w:t>/api/v1/webauthn/credential</w:t>
-      </w:r>
-    </w:p>
-    <w:p>
-      <w:pPr>
-        <w:pStyle w:val="Heading2"/>
-      </w:pPr>
-      <w:r>
-        <w:t>GET</w:t>
-      </w:r>
-    </w:p>
-    <w:p>
-      <w:pPr>
-        <w:pStyle w:val="Heading3"/>
-      </w:pPr>
-      <w:r>
-        <w:t>Description</w:t>
-      </w:r>
-    </w:p>
-    <w:p>
-      <w:pPr/>
-      <w:r>
-        <w:t>// DESCRIPTION HERE //</w:t>
-      </w:r>
-    </w:p>
-    <w:p>
-      <w:pPr>
-        <w:pStyle w:val="Heading3"/>
-      </w:pPr>
-      <w:r>
-        <w:t>Request Format</w:t>
-      </w:r>
-    </w:p>
-    <w:tbl>
-      <w:tblPr>
-        <w:tblStyle w:val="ListTable1Light-Accent5"/>
-        <w:tblW w:type="auto" w:w="0"/>
-        <w:tblLook w:firstColumn="1" w:firstRow="1" w:lastColumn="0" w:lastRow="0" w:noHBand="0" w:noVBand="1" w:val="04A0"/>
-      </w:tblPr>
-      <w:tblGrid>
-        <w:gridCol w:w="4513"/>
-        <w:gridCol w:w="4513"/>
-      </w:tblGrid>
-      <w:tr>
-        <w:tc>
-          <w:tcPr>
-            <w:tcW w:type="dxa" w:w="4513"/>
-          </w:tcPr>
-          <w:p>
-            <w:r>
-              <w:rPr>
-                <w:b/>
-              </w:rPr>
-              <w:t>Headers</w:t>
-            </w:r>
-          </w:p>
-        </w:tc>
-        <w:tc>
-          <w:tcPr>
-            <w:tcW w:type="dxa" w:w="4513"/>
-          </w:tcPr>
-          <w:p>
-            <w:r>
-              <w:rPr>
-                <w:b/>
-              </w:rPr>
-              <w:t>Params</w:t>
-            </w:r>
-          </w:p>
-        </w:tc>
-      </w:tr>
-      <w:tr>
-        <w:tc>
-          <w:tcPr>
-            <w:tcW w:type="dxa" w:w="4513"/>
-          </w:tcPr>
-          <w:p>
-            <w:r>
-              <w:rPr>
-                <w:rFonts w:ascii="Cascadia Code" w:hAnsi="Cascadia Code"/>
-                <w:b w:val="0"/>
-                <w:sz w:val="16"/>
-              </w:rPr>
-              <w:t>{</w:t>
-              <w:br/>
-              <w:t xml:space="preserve">    "Authorization": valid authToken</w:t>
-              <w:br/>
-              <w:t>}</w:t>
-            </w:r>
-          </w:p>
-        </w:tc>
-        <w:tc>
-          <w:tcPr>
-            <w:tcW w:type="dxa" w:w="4513"/>
-          </w:tcPr>
-          <w:p>
-            <w:r>
-              <w:rPr>
-                <w:rFonts w:ascii="Cascadia Code" w:hAnsi="Cascadia Code"/>
-                <w:b w:val="0"/>
-                <w:sz w:val="16"/>
-              </w:rPr>
-              <w:t>None</w:t>
-            </w:r>
-          </w:p>
-        </w:tc>
-      </w:tr>
-    </w:tbl>
-    <w:p>
-      <w:pPr>
-        <w:pStyle w:val="Heading3"/>
-      </w:pPr>
-      <w:r>
-        <w:t>Response Format</w:t>
-      </w:r>
-    </w:p>
-    <w:tbl>
-      <w:tblPr>
-        <w:tblStyle w:val="ListTable1Light-Accent5"/>
-        <w:tblW w:type="auto" w:w="0"/>
-        <w:tblLayout w:type="autofit"/>
-        <w:tblLook w:firstColumn="1" w:firstRow="1" w:lastColumn="0" w:lastRow="0" w:noHBand="0" w:noVBand="1" w:val="04A0"/>
-      </w:tblPr>
-      <w:tblGrid>
-        <w:gridCol w:w="9026"/>
-      </w:tblGrid>
-      <w:tr>
-        <w:tc>
-          <w:tcPr>
-            <w:tcW w:type="dxa" w:w="9026"/>
-          </w:tcPr>
-          <w:p>
-            <w:r>
-              <w:rPr>
-                <w:b/>
-              </w:rPr>
-              <w:t>Status 200</w:t>
-            </w:r>
-          </w:p>
-        </w:tc>
-      </w:tr>
-      <w:tr>
-        <w:tc>
-          <w:tcPr>
-            <w:tcW w:type="dxa" w:w="9026"/>
-          </w:tcPr>
-          <w:p>
-            <w:r>
-              <w:rPr>
-                <w:rFonts w:ascii="Cascadia Code" w:hAnsi="Cascadia Code"/>
-                <w:b w:val="0"/>
-                <w:sz w:val="16"/>
-              </w:rPr>
-              <w:t>{</w:t>
-              <w:br/>
-              <w:t xml:space="preserve">    "webauthnCredentials": [</w:t>
-              <w:br/>
-              <w:t xml:space="preserve">        {</w:t>
-              <w:br/>
-              <w:t xml:space="preserve">            "id": uuid string,</w:t>
-              <w:br/>
-              <w:t xml:space="preserve">            "name": string,</w:t>
-              <w:br/>
-              <w:t xml:space="preserve">            "createdAt": time string</w:t>
-              <w:br/>
-              <w:t xml:space="preserve">        }</w:t>
-              <w:br/>
-              <w:t xml:space="preserve">    ]</w:t>
-              <w:br/>
-              <w:t>}</w:t>
-            </w:r>
-          </w:p>
-        </w:tc>
-      </w:tr>
-    </w:tbl>
-    <w:tbl>
-      <w:tblPr>
-        <w:tblStyle w:val="ListTable1Light-Accent5"/>
-        <w:tblW w:type="auto" w:w="0"/>
-        <w:tblLayout w:type="autofit"/>
-        <w:tblLook w:firstColumn="1" w:firstRow="1" w:lastColumn="0" w:lastRow="0" w:noHBand="0" w:noVBand="1" w:val="04A0"/>
-      </w:tblPr>
-      <w:tblGrid>
-        <w:gridCol w:w="9026"/>
-      </w:tblGrid>
-      <w:tr>
-        <w:tc>
-          <w:tcPr>
-            <w:tcW w:type="dxa" w:w="9026"/>
-          </w:tcPr>
-          <w:p>
-            <w:r>
-              <w:rPr>
-                <w:b/>
-              </w:rPr>
-              <w:t>Status 500</w:t>
-            </w:r>
-          </w:p>
-        </w:tc>
-      </w:tr>
-      <w:tr>
-        <w:tc>
-          <w:tcPr>
-            <w:tcW w:type="dxa" w:w="9026"/>
-          </w:tcPr>
-          <w:p>
-            <w:r>
-              <w:rPr>
-                <w:rFonts w:ascii="Cascadia Code" w:hAnsi="Cascadia Code"/>
-                <w:b w:val="0"/>
-                <w:sz w:val="16"/>
-              </w:rPr>
-              <w:t>{</w:t>
-              <w:br/>
-              <w:t xml:space="preserve">    "error": {</w:t>
-              <w:br/>
-              <w:t xml:space="preserve">        "code": string,</w:t>
-              <w:br/>
-              <w:t xml:space="preserve">        "message": string</w:t>
-              <w:br/>
-              <w:t xml:space="preserve">    }</w:t>
-              <w:br/>
-              <w:t>}</w:t>
-            </w:r>
-          </w:p>
-        </w:tc>
-      </w:tr>
-    </w:tbl>
-    <w:p>
-      <w:pPr>
-        <w:pStyle w:val="Heading3"/>
-      </w:pPr>
-      <w:r>
-        <w:t>Example</w:t>
-      </w:r>
-    </w:p>
-    <w:p>
-      <w:r>
-        <w:t>// JAVASCRIPT EXAMPLE HERE //</w:t>
-      </w:r>
-    </w:p>
-    <w:p>
-      <w:pPr>
-        <w:pStyle w:val="Heading2"/>
-      </w:pPr>
-      <w:r>
-        <w:t>DELETE</w:t>
-      </w:r>
-    </w:p>
-    <w:p>
-      <w:pPr>
-        <w:pStyle w:val="Heading3"/>
-      </w:pPr>
-      <w:r>
-        <w:t>Description</w:t>
-      </w:r>
-    </w:p>
-    <w:p>
-      <w:pPr/>
-      <w:r>
-        <w:t>// DESCRIPTION HERE //</w:t>
-      </w:r>
-    </w:p>
-    <w:p>
-      <w:pPr>
-        <w:pStyle w:val="Heading3"/>
-      </w:pPr>
-      <w:r>
-        <w:t>Request Format</w:t>
-      </w:r>
-    </w:p>
-    <w:tbl>
-      <w:tblPr>
-        <w:tblStyle w:val="ListTable1Light-Accent5"/>
-        <w:tblW w:type="auto" w:w="0"/>
-        <w:tblLook w:firstColumn="1" w:firstRow="1" w:lastColumn="0" w:lastRow="0" w:noHBand="0" w:noVBand="1" w:val="04A0"/>
-      </w:tblPr>
-      <w:tblGrid>
-        <w:gridCol w:w="4513"/>
-        <w:gridCol w:w="4513"/>
-      </w:tblGrid>
-      <w:tr>
-        <w:tc>
-          <w:tcPr>
-            <w:tcW w:type="dxa" w:w="4513"/>
-          </w:tcPr>
-          <w:p>
-            <w:r>
-              <w:rPr>
-                <w:b/>
-              </w:rPr>
-              <w:t>Headers</w:t>
-            </w:r>
-          </w:p>
-        </w:tc>
-        <w:tc>
-          <w:tcPr>
-            <w:tcW w:type="dxa" w:w="4513"/>
-          </w:tcPr>
-          <w:p>
-            <w:r>
-              <w:rPr>
-                <w:b/>
-              </w:rPr>
-              <w:t>Params</w:t>
-            </w:r>
-          </w:p>
-        </w:tc>
-      </w:tr>
-      <w:tr>
-        <w:tc>
-          <w:tcPr>
-            <w:tcW w:type="dxa" w:w="4513"/>
-          </w:tcPr>
-          <w:p>
-            <w:r>
-              <w:rPr>
-                <w:rFonts w:ascii="Cascadia Code" w:hAnsi="Cascadia Code"/>
-                <w:b w:val="0"/>
-                <w:sz w:val="16"/>
-              </w:rPr>
-              <w:t>{</w:t>
-              <w:br/>
-              <w:t xml:space="preserve">    "Authorization": valid authToken</w:t>
-              <w:br/>
-              <w:t>}</w:t>
-            </w:r>
-          </w:p>
-        </w:tc>
-        <w:tc>
-          <w:tcPr>
-            <w:tcW w:type="dxa" w:w="4513"/>
-          </w:tcPr>
-          <w:p>
-            <w:r>
-              <w:rPr>
-                <w:rFonts w:ascii="Cascadia Code" w:hAnsi="Cascadia Code"/>
-                <w:b w:val="0"/>
-                <w:sz w:val="16"/>
-              </w:rPr>
-              <w:t>{</w:t>
-              <w:br/>
-              <w:t xml:space="preserve">    "webauthnCredentialId": string</w:t>
-              <w:br/>
-              <w:t>}</w:t>
-            </w:r>
-          </w:p>
-        </w:tc>
-      </w:tr>
-    </w:tbl>
-    <w:p>
-      <w:pPr>
-        <w:pStyle w:val="Heading3"/>
-      </w:pPr>
-      <w:r>
-        <w:t>Response Format</w:t>
-      </w:r>
-    </w:p>
-    <w:tbl>
-      <w:tblPr>
-        <w:tblStyle w:val="ListTable1Light-Accent5"/>
-        <w:tblW w:type="auto" w:w="0"/>
-        <w:tblLayout w:type="autofit"/>
-        <w:tblLook w:firstColumn="1" w:firstRow="1" w:lastColumn="0" w:lastRow="0" w:noHBand="0" w:noVBand="1" w:val="04A0"/>
-      </w:tblPr>
-      <w:tblGrid>
-        <w:gridCol w:w="9026"/>
-      </w:tblGrid>
-      <w:tr>
-        <w:tc>
-          <w:tcPr>
-            <w:tcW w:type="dxa" w:w="9026"/>
-          </w:tcPr>
-          <w:p>
-            <w:r>
-              <w:rPr>
-                <w:b/>
-              </w:rPr>
-              <w:t>Status 200</w:t>
-            </w:r>
-          </w:p>
-        </w:tc>
-      </w:tr>
-      <w:tr>
-        <w:tc>
-          <w:tcPr>
-            <w:tcW w:type="dxa" w:w="9026"/>
-          </w:tcPr>
-          <w:p>
-            <w:r>
-              <w:rPr>
-                <w:rFonts w:ascii="Cascadia Code" w:hAnsi="Cascadia Code"/>
-                <w:b w:val="0"/>
-                <w:sz w:val="16"/>
-              </w:rPr>
-              <w:t>None</w:t>
-            </w:r>
-          </w:p>
-        </w:tc>
-      </w:tr>
-    </w:tbl>
-    <w:tbl>
-      <w:tblPr>
-        <w:tblStyle w:val="ListTable1Light-Accent5"/>
-        <w:tblW w:type="auto" w:w="0"/>
-        <w:tblLayout w:type="autofit"/>
-        <w:tblLook w:firstColumn="1" w:firstRow="1" w:lastColumn="0" w:lastRow="0" w:noHBand="0" w:noVBand="1" w:val="04A0"/>
-      </w:tblPr>
-      <w:tblGrid>
-        <w:gridCol w:w="4513"/>
-        <w:gridCol w:w="4513"/>
-      </w:tblGrid>
-      <w:tr>
-        <w:tc>
-          <w:tcPr>
-            <w:tcW w:type="dxa" w:w="4513"/>
-          </w:tcPr>
-          <w:p>
-            <w:r>
-              <w:rPr>
-                <w:b/>
-              </w:rPr>
-              <w:t>Status 400</w:t>
-            </w:r>
-          </w:p>
-        </w:tc>
-        <w:tc>
-          <w:tcPr>
-            <w:tcW w:type="dxa" w:w="4513"/>
-          </w:tcPr>
-          <w:p>
-            <w:r>
-              <w:rPr>
-                <w:b/>
-              </w:rPr>
-              <w:t>Status 500</w:t>
-            </w:r>
-          </w:p>
-        </w:tc>
-      </w:tr>
-      <w:tr>
-        <w:tc>
-          <w:tcPr>
-            <w:tcW w:type="dxa" w:w="4513"/>
-          </w:tcPr>
-          <w:p>
-            <w:r>
-              <w:rPr>
-                <w:rFonts w:ascii="Cascadia Code" w:hAnsi="Cascadia Code"/>
-                <w:b w:val="0"/>
-                <w:sz w:val="16"/>
-              </w:rPr>
-              <w:t>{</w:t>
-              <w:br/>
-              <w:t xml:space="preserve">    "error": {</w:t>
-              <w:br/>
-              <w:t xml:space="preserve">        "code": string,</w:t>
-              <w:br/>
-              <w:t xml:space="preserve">        "message": string</w:t>
-              <w:br/>
-              <w:t xml:space="preserve">    }</w:t>
-              <w:br/>
-              <w:t>}</w:t>
-            </w:r>
-          </w:p>
-        </w:tc>
-        <w:tc>
-          <w:tcPr>
-            <w:tcW w:type="dxa" w:w="4513"/>
           </w:tcPr>
           <w:p>
             <w:r>
